--- a/analisis_diseno_3_bti/lote_6/ADS_3BTI_LOTE6_GUIA_DOCENTE_OFICIO_O3.docx
+++ b/analisis_diseno_3_bti/lote_6/ADS_3BTI_LOTE6_GUIA_DOCENTE_OFICIO_O3.docx
@@ -230,7 +230,7 @@
           <w:i w:val="0"/>
           <w:sz w:val="20"/>
         </w:rPr>
-        <w:t>Versión v1.0 (lote 6, para auditoría) · oficio O3</w:t>
+        <w:t>Versión v1.1 (lote 6, cierre de auditoría) · oficio O3</w:t>
       </w:r>
     </w:p>
     <w:p>
@@ -364,7 +364,7 @@
         <w:pStyle w:val="Heading3"/>
       </w:pPr>
       <w:r>
-        <w:t>0.1 El paquete de entrega modelo y el comprobador</w:t>
+        <w:t>0.1 El paquete de entrega modelo y las herramientas del docente</w:t>
       </w:r>
     </w:p>
     <w:p>
@@ -378,7 +378,7 @@
           <w:i w:val="0"/>
           <w:sz w:val="21"/>
         </w:rPr>
-        <w:t>El paquete del equipo modelo (lote_6/proyecto/paquete_entrega_modelo/) es una copia nueva de la referencia docente v2 con SC-02 del lote 5, que se conserva sin cambios con sus diferencias y su regresión (decisión D-1). El código copiado es idéntico: solo se agregan LEEME.txt, los documentos de ENTREGA/ y el comprobador de entrega. build/reproducir.py lo comprueba archivo por archivo.</w:t>
+        <w:t>El paquete del equipo modelo (lote_6/proyecto/paquete_entrega_modelo/) es una copia nueva de la referencia docente v2 con SC-02 del lote 5, que se conserva sin cambios con sus diferencias y su regresión (decisión D-1). El código copiado es idéntico: solo se agregan LEEME.txt y los documentos de ENTREGA/. build/reproducir.py lo comprueba archivo por archivo.</w:t>
       </w:r>
     </w:p>
     <w:p>
@@ -406,7 +406,49 @@
           <w:i w:val="0"/>
           <w:sz w:val="21"/>
         </w:rPr>
-        <w:t>php comprobar_entrega.php revisa seis cosas (Tabla 17.4) y no cambia nada. Los estudiantes lo usan con su propio paquete. Tiene 90 líneas de código; las comprobaciones C y F están en las Referencias R-8 y R-9.</w:t>
+        <w:t>Un paquete recibido es código desconocido: no se ejecuta para decidir si es confiable. Por eso el paquete no trae un comprobador propio (lo traía la versión 1.0). El docente lo revisa con dos herramientas que viven fuera del paquete, en lote_6/proyecto/herramientas/, con su procedimiento en el LEEME de esa carpeta:</w:t>
+      </w:r>
+    </w:p>
+    <w:p>
+      <w:pPr>
+        <w:spacing w:before="0" w:after="80"/>
+        <w:jc w:val="both"/>
+      </w:pPr>
+      <w:r>
+        <w:rPr>
+          <w:b w:val="0"/>
+          <w:i w:val="0"/>
+          <w:sz w:val="21"/>
+        </w:rPr>
+        <w:t>• Inspección estática: php herramientas/inspeccionar_entrega.php &lt;paquete&gt;. Revisa los seis bloques de la Tabla 17.4 leyendo texto y nombres de archivo: no ejecuta, no incluye y no interpreta nada del paquete. Los comandos de la guía y de la lista de entrega solo se leen; los de forma desconocida se informan.</w:t>
+      </w:r>
+    </w:p>
+    <w:p>
+      <w:pPr>
+        <w:spacing w:before="0" w:after="80"/>
+        <w:jc w:val="both"/>
+      </w:pPr>
+      <w:r>
+        <w:rPr>
+          <w:b w:val="0"/>
+          <w:i w:val="0"/>
+          <w:sz w:val="21"/>
+        </w:rPr>
+        <w:t>• Pruebas en aislamiento: php herramientas/probar_en_aislamiento.php &lt;paquete&gt;. Solo ejecuta las tres pruebas de su lista cerrada (prueba_contratos, prueba_garantias y prueba_respaldo), armadas por la herramienta y nunca tomadas del paquete, en una copia descartable que borra al terminar, con entorno mínimo y tiempo límite. Se niega a correr con una cuenta de administrador o si el paquete tiene enlaces simbólicos.</w:t>
+      </w:r>
+    </w:p>
+    <w:p>
+      <w:pPr>
+        <w:spacing w:before="0" w:after="80"/>
+        <w:jc w:val="both"/>
+      </w:pPr>
+      <w:r>
+        <w:rPr>
+          <w:b w:val="0"/>
+          <w:i w:val="0"/>
+          <w:sz w:val="21"/>
+        </w:rPr>
+        <w:t>Las pruebas se corren siempre después de la inspección y en un equipo aislado: una computadora o máquina virtual de pruebas sin datos de la institución, sin red, con una cuenta sin permisos de administrador y una carpeta descartable. Al terminar se borra la carpeta (o se vuelve la máquina virtual a su estado inicial). El núcleo de las pruebas y el bloque C de la inspección están en las Referencias R-8 y R-9.</w:t>
       </w:r>
     </w:p>
     <w:p>
@@ -590,7 +632,7 @@
               <w:rPr>
                 <w:sz w:val="17"/>
               </w:rPr>
-              <w:t>ENTREGA/ACTA_ENTREGA.md, ENTREGA/INSTALAR.md, ENTREGA/LICENCIA_BORRADOR.md, ENTREGA/LIMITES.md, ENTREGA/LISTA_ENTREGA.md, ENTREGA/MANUAL.md, ENTREGA/PROCEDENCIA.md, comprobar_entrega.php</w:t>
+              <w:t>ENTREGA/ACTA_ENTREGA.md, ENTREGA/INSTALAR.md, ENTREGA/LICENCIA_BORRADOR.md, ENTREGA/LIMITES.md, ENTREGA/LISTA_ENTREGA.md, ENTREGA/MANUAL.md, ENTREGA/PROCEDENCIA.md</w:t>
             </w:r>
           </w:p>
         </w:tc>
@@ -1169,7 +1211,7 @@
           <w:i w:val="0"/>
           <w:sz w:val="21"/>
         </w:rPr>
-        <w:t>Para la Práctica 17, cada equipo recibe una copia de lote_6/proyecto/paquete_mbokaja/. El paquete tiene cinco defectos introducidos a propósito (tabla de la clave, en la sección 1). No se entrega la clave: los equipos los buscan primero a mano (nivel 1) y después con el comprobador.</w:t>
+        <w:t>Para la Práctica 17, cada equipo recibe una copia de lote_6/proyecto/paquete_mbokaja/. El paquete tiene cinco defectos introducidos a propósito (tabla de la clave, en la sección 1). No se entrega la clave: los equipos los buscan primero a mano (nivel 1) y después con la inspección estática y las pruebas en aislamiento, que corre el docente.</w:t>
       </w:r>
     </w:p>
     <w:p>
@@ -1183,7 +1225,21 @@
           <w:i w:val="0"/>
           <w:sz w:val="21"/>
         </w:rPr>
-        <w:t>build/reproducir.py comprueba que el comprobador informe exactamente las seis incoherencias que producen esos cinco defectos y que, con la clave aplicada, el paquete dé 0 incoherencias y se instale siguiendo su guía.</w:t>
+        <w:t>build/reproducir.py comprueba que las dos herramientas informen exactamente las seis incoherencias que producen esos cinco defectos (cinco la inspección y una las pruebas en aislamiento) y que, con la clave aplicada, el paquete dé 0 incoherencias y se instale siguiendo su guía.</w:t>
+      </w:r>
+    </w:p>
+    <w:p>
+      <w:pPr>
+        <w:spacing w:before="0" w:after="80"/>
+        <w:jc w:val="both"/>
+      </w:pPr>
+      <w:r>
+        <w:rPr>
+          <w:b w:val="0"/>
+          <w:i w:val="0"/>
+          <w:sz w:val="21"/>
+        </w:rPr>
+        <w:t>Las copias que reciben los equipos se usan con las mismas condiciones del procedimiento: cuenta estándar, carpeta descartable y datos ficticios.</w:t>
       </w:r>
     </w:p>
     <w:p>
@@ -2611,7 +2667,7 @@
               <w:rPr>
                 <w:sz w:val="17"/>
               </w:rPr>
-              <w:t>Defensas que pasan al Encuentro 36</w:t>
+              <w:t>Minutos de demostración que no entran en el Encuentro 35</w:t>
             </w:r>
           </w:p>
         </w:tc>
@@ -2625,7 +2681,7 @@
               <w:rPr>
                 <w:sz w:val="17"/>
               </w:rPr>
-              <w:t>2</w:t>
+              <w:t>0</w:t>
             </w:r>
           </w:p>
         </w:tc>
@@ -2643,7 +2699,7 @@
               <w:rPr>
                 <w:sz w:val="17"/>
               </w:rPr>
-              <w:t>Minutos de recuperaciones en el Encuentro 36</w:t>
+              <w:t>Defensas que pasan al Encuentro 36 (enteras)</w:t>
             </w:r>
           </w:p>
         </w:tc>
@@ -2656,7 +2712,7 @@
               <w:rPr>
                 <w:sz w:val="17"/>
               </w:rPr>
-              <w:t>75</w:t>
+              <w:t>2</w:t>
             </w:r>
           </w:p>
         </w:tc>
@@ -2675,7 +2731,7 @@
               <w:rPr>
                 <w:sz w:val="17"/>
               </w:rPr>
-              <w:t>Minutos de evaluación disponibles en el Encuentro 36 (3 HC)</w:t>
+              <w:t>Minutos trasladados al Encuentro 36 (defensas × minutos por defensa, más demostraciones)</w:t>
             </w:r>
           </w:p>
         </w:tc>
@@ -2689,7 +2745,7 @@
               <w:rPr>
                 <w:sz w:val="17"/>
               </w:rPr>
-              <w:t>135</w:t>
+              <w:t>12</w:t>
             </w:r>
           </w:p>
         </w:tc>
@@ -2707,7 +2763,7 @@
               <w:rPr>
                 <w:sz w:val="17"/>
               </w:rPr>
-              <w:t>Diferencia en el Encuentro 36 (negativo: no alcanza)</w:t>
+              <w:t>Minutos de recuperaciones en el Encuentro 36</w:t>
             </w:r>
           </w:p>
         </w:tc>
@@ -2720,7 +2776,7 @@
               <w:rPr>
                 <w:sz w:val="17"/>
               </w:rPr>
-              <w:t>51</w:t>
+              <w:t>75</w:t>
             </w:r>
           </w:p>
         </w:tc>
@@ -2735,14 +2791,11 @@
             <w:shd w:val="clear" w:color="auto" w:fill="F5F5F5"/>
           </w:tcPr>
           <w:p>
-            <w:pPr>
-              <w:keepNext/>
-            </w:pPr>
             <w:r>
               <w:rPr>
                 <w:sz w:val="17"/>
               </w:rPr>
-              <w:t>Alternativa</w:t>
+              <w:t>Minutos de evaluación disponibles en el Encuentro 36 (3 HC)</w:t>
             </w:r>
           </w:p>
         </w:tc>
@@ -2752,14 +2805,11 @@
             <w:shd w:val="clear" w:color="auto" w:fill="F5F5F5"/>
           </w:tcPr>
           <w:p>
-            <w:pPr>
-              <w:keepNext/>
-            </w:pPr>
             <w:r>
               <w:rPr>
                 <w:sz w:val="17"/>
               </w:rPr>
-              <w:t>B</w:t>
+              <w:t>135</w:t>
             </w:r>
           </w:p>
         </w:tc>
@@ -2777,6 +2827,73 @@
               <w:rPr>
                 <w:sz w:val="17"/>
               </w:rPr>
+              <w:t>Diferencia en el Encuentro 36 (negativo: no alcanza)</w:t>
+            </w:r>
+          </w:p>
+        </w:tc>
+        <w:tc>
+          <w:tcPr>
+            <w:tcW w:type="dxa" w:w="2953"/>
+          </w:tcPr>
+          <w:p>
+            <w:r>
+              <w:rPr>
+                <w:sz w:val="17"/>
+              </w:rPr>
+              <w:t>48</w:t>
+            </w:r>
+          </w:p>
+        </w:tc>
+      </w:tr>
+      <w:tr>
+        <w:trPr>
+          <w:cantSplit/>
+        </w:trPr>
+        <w:tc>
+          <w:tcPr>
+            <w:tcW w:type="dxa" w:w="6850"/>
+            <w:shd w:val="clear" w:color="auto" w:fill="F5F5F5"/>
+          </w:tcPr>
+          <w:p>
+            <w:r>
+              <w:rPr>
+                <w:sz w:val="17"/>
+              </w:rPr>
+              <w:t>Alternativa</w:t>
+            </w:r>
+          </w:p>
+        </w:tc>
+        <w:tc>
+          <w:tcPr>
+            <w:tcW w:type="dxa" w:w="2953"/>
+            <w:shd w:val="clear" w:color="auto" w:fill="F5F5F5"/>
+          </w:tcPr>
+          <w:p>
+            <w:r>
+              <w:rPr>
+                <w:sz w:val="17"/>
+              </w:rPr>
+              <w:t>B</w:t>
+            </w:r>
+          </w:p>
+        </w:tc>
+      </w:tr>
+      <w:tr>
+        <w:trPr>
+          <w:cantSplit/>
+        </w:trPr>
+        <w:tc>
+          <w:tcPr>
+            <w:tcW w:type="dxa" w:w="6850"/>
+          </w:tcPr>
+          <w:p>
+            <w:pPr>
+              <w:keepNext/>
+            </w:pPr>
+            <w:r>
+              <w:rPr>
+                <w:sz w:val="17"/>
+              </w:rPr>
               <w:t>Minutos sin lugar (requieren tiempo institucional autorizado)</w:t>
             </w:r>
           </w:p>
@@ -2786,11 +2903,515 @@
             <w:tcW w:type="dxa" w:w="2953"/>
           </w:tcPr>
           <w:p>
+            <w:pPr>
+              <w:keepNext/>
+            </w:pPr>
             <w:r>
               <w:rPr>
                 <w:sz w:val="17"/>
               </w:rPr>
               <w:t>0</w:t>
+            </w:r>
+          </w:p>
+        </w:tc>
+      </w:tr>
+      <w:tr>
+        <w:trPr>
+          <w:cantSplit/>
+        </w:trPr>
+        <w:tc>
+          <w:tcPr>
+            <w:tcW w:type="dxa" w:w="6850"/>
+            <w:shd w:val="clear" w:color="auto" w:fill="F5F5F5"/>
+          </w:tcPr>
+          <w:p>
+            <w:r>
+              <w:rPr>
+                <w:sz w:val="17"/>
+              </w:rPr>
+              <w:t>Aviso</w:t>
+            </w:r>
+          </w:p>
+        </w:tc>
+        <w:tc>
+          <w:tcPr>
+            <w:tcW w:type="dxa" w:w="2953"/>
+            <w:shd w:val="clear" w:color="auto" w:fill="F5F5F5"/>
+          </w:tcPr>
+          <w:p>
+            <w:r>
+              <w:rPr>
+                <w:sz w:val="17"/>
+              </w:rPr>
+              <w:t>—</w:t>
+            </w:r>
+          </w:p>
+        </w:tc>
+      </w:tr>
+    </w:tbl>
+    <w:p>
+      <w:pPr>
+        <w:spacing w:after="40"/>
+      </w:pPr>
+    </w:p>
+    <w:p>
+      <w:pPr>
+        <w:spacing w:before="0" w:after="80"/>
+        <w:jc w:val="both"/>
+      </w:pPr>
+      <w:r>
+        <w:rPr>
+          <w:b w:val="0"/>
+          <w:i w:val="0"/>
+          <w:sz w:val="20"/>
+        </w:rPr>
+        <w:t>Los minutos que pasan al Encuentro 36 se cuentan por defensas enteras: defensas trasladadas × minutos por defensa. En el ejemplo pasan 2 defensas (12 minutos) y, con 5 recuperaciones de 15 minutos, quedan 48 minutos en el Encuentro 36. Si un dato no es un entero válido (por ejemplo, 0 minutos por defensa), la planilla no calcula y lo avisa. La planilla se comprobó con estos casos:</w:t>
+      </w:r>
+    </w:p>
+    <w:p>
+      <w:pPr>
+        <w:keepNext/>
+        <w:spacing w:before="0" w:after="80"/>
+        <w:jc w:val="both"/>
+      </w:pPr>
+      <w:r>
+        <w:rPr>
+          <w:b/>
+          <w:i w:val="0"/>
+          <w:color w:val="1B5E20"/>
+          <w:sz w:val="20"/>
+        </w:rPr>
+        <w:t>Planilla de tiempos: casos de límite y de datos inválidos</w:t>
+      </w:r>
+    </w:p>
+    <w:tbl>
+      <w:tblPr>
+        <w:jc w:val="center"/>
+        <w:tblLook w:firstColumn="1" w:firstRow="1" w:lastColumn="0" w:lastRow="0" w:noHBand="0" w:noVBand="1" w:val="04A0"/>
+        <w:tblBorders>
+          <w:top w:val="single" w:sz="4" w:space="0" w:color="BFBFBF"/>
+          <w:left w:val="single" w:sz="4" w:space="0" w:color="BFBFBF"/>
+          <w:bottom w:val="single" w:sz="4" w:space="0" w:color="BFBFBF"/>
+          <w:right w:val="single" w:sz="4" w:space="0" w:color="BFBFBF"/>
+          <w:insideH w:val="single" w:sz="4" w:space="0" w:color="BFBFBF"/>
+          <w:insideV w:val="single" w:sz="4" w:space="0" w:color="BFBFBF"/>
+        </w:tblBorders>
+        <w:tblW w:w="9802" w:type="dxa"/>
+        <w:tblLayout w:type="fixed"/>
+      </w:tblPr>
+      <w:tblGrid>
+        <w:gridCol w:w="7676"/>
+        <w:gridCol w:w="2126"/>
+      </w:tblGrid>
+      <w:tr>
+        <w:trPr>
+          <w:cantSplit/>
+          <w:tblHeader/>
+        </w:trPr>
+        <w:tc>
+          <w:tcPr>
+            <w:tcW w:type="dxa" w:w="7676"/>
+            <w:shd w:val="clear" w:color="auto" w:fill="2E7D32"/>
+          </w:tcPr>
+          <w:p>
+            <w:pPr>
+              <w:keepNext/>
+            </w:pPr>
+            <w:r>
+              <w:rPr>
+                <w:b/>
+                <w:color w:val="FFFFFF"/>
+                <w:sz w:val="17"/>
+              </w:rPr>
+              <w:t>Caso</w:t>
+            </w:r>
+          </w:p>
+        </w:tc>
+        <w:tc>
+          <w:tcPr>
+            <w:tcW w:type="dxa" w:w="2126"/>
+            <w:shd w:val="clear" w:color="auto" w:fill="2E7D32"/>
+          </w:tcPr>
+          <w:p>
+            <w:pPr>
+              <w:keepNext/>
+            </w:pPr>
+            <w:r>
+              <w:rPr>
+                <w:b/>
+                <w:color w:val="FFFFFF"/>
+                <w:sz w:val="17"/>
+              </w:rPr>
+              <w:t>Resultado</w:t>
+            </w:r>
+          </w:p>
+        </w:tc>
+      </w:tr>
+      <w:tr>
+        <w:trPr>
+          <w:cantSplit/>
+        </w:trPr>
+        <w:tc>
+          <w:tcPr>
+            <w:tcW w:type="dxa" w:w="7676"/>
+          </w:tcPr>
+          <w:p>
+            <w:pPr>
+              <w:keepNext/>
+            </w:pPr>
+            <w:r>
+              <w:rPr>
+                <w:sz w:val="17"/>
+              </w:rPr>
+              <w:t>Ejemplo de control de la auditoría</w:t>
+            </w:r>
+          </w:p>
+        </w:tc>
+        <w:tc>
+          <w:tcPr>
+            <w:tcW w:type="dxa" w:w="2126"/>
+          </w:tcPr>
+          <w:p>
+            <w:pPr>
+              <w:keepNext/>
+            </w:pPr>
+            <w:r>
+              <w:rPr>
+                <w:sz w:val="17"/>
+              </w:rPr>
+              <w:t>Correcto</w:t>
+            </w:r>
+          </w:p>
+        </w:tc>
+      </w:tr>
+      <w:tr>
+        <w:trPr>
+          <w:cantSplit/>
+        </w:trPr>
+        <w:tc>
+          <w:tcPr>
+            <w:tcW w:type="dxa" w:w="7676"/>
+            <w:shd w:val="clear" w:color="auto" w:fill="F5F5F5"/>
+          </w:tcPr>
+          <w:p>
+            <w:pPr>
+              <w:keepNext/>
+            </w:pPr>
+            <w:r>
+              <w:rPr>
+                <w:sz w:val="17"/>
+              </w:rPr>
+              <w:t>Límite A/B: el Encuentro 35 alcanza justo (diferencia 0)</w:t>
+            </w:r>
+          </w:p>
+        </w:tc>
+        <w:tc>
+          <w:tcPr>
+            <w:tcW w:type="dxa" w:w="2126"/>
+            <w:shd w:val="clear" w:color="auto" w:fill="F5F5F5"/>
+          </w:tcPr>
+          <w:p>
+            <w:pPr>
+              <w:keepNext/>
+            </w:pPr>
+            <w:r>
+              <w:rPr>
+                <w:sz w:val="17"/>
+              </w:rPr>
+              <w:t>Correcto</w:t>
+            </w:r>
+          </w:p>
+        </w:tc>
+      </w:tr>
+      <w:tr>
+        <w:trPr>
+          <w:cantSplit/>
+        </w:trPr>
+        <w:tc>
+          <w:tcPr>
+            <w:tcW w:type="dxa" w:w="7676"/>
+          </w:tcPr>
+          <w:p>
+            <w:r>
+              <w:rPr>
+                <w:sz w:val="17"/>
+              </w:rPr>
+              <w:t>Límite A/B: falta un minuto (pasa una defensa entera)</w:t>
+            </w:r>
+          </w:p>
+        </w:tc>
+        <w:tc>
+          <w:tcPr>
+            <w:tcW w:type="dxa" w:w="2126"/>
+          </w:tcPr>
+          <w:p>
+            <w:r>
+              <w:rPr>
+                <w:sz w:val="17"/>
+              </w:rPr>
+              <w:t>Correcto</w:t>
+            </w:r>
+          </w:p>
+        </w:tc>
+      </w:tr>
+      <w:tr>
+        <w:trPr>
+          <w:cantSplit/>
+        </w:trPr>
+        <w:tc>
+          <w:tcPr>
+            <w:tcW w:type="dxa" w:w="7676"/>
+            <w:shd w:val="clear" w:color="auto" w:fill="F5F5F5"/>
+          </w:tcPr>
+          <w:p>
+            <w:r>
+              <w:rPr>
+                <w:sz w:val="17"/>
+              </w:rPr>
+              <w:t>Límite B/B+: el Encuentro 36 alcanza justo (diferencia 0)</w:t>
+            </w:r>
+          </w:p>
+        </w:tc>
+        <w:tc>
+          <w:tcPr>
+            <w:tcW w:type="dxa" w:w="2126"/>
+            <w:shd w:val="clear" w:color="auto" w:fill="F5F5F5"/>
+          </w:tcPr>
+          <w:p>
+            <w:r>
+              <w:rPr>
+                <w:sz w:val="17"/>
+              </w:rPr>
+              <w:t>Correcto</w:t>
+            </w:r>
+          </w:p>
+        </w:tc>
+      </w:tr>
+      <w:tr>
+        <w:trPr>
+          <w:cantSplit/>
+        </w:trPr>
+        <w:tc>
+          <w:tcPr>
+            <w:tcW w:type="dxa" w:w="7676"/>
+          </w:tcPr>
+          <w:p>
+            <w:r>
+              <w:rPr>
+                <w:sz w:val="17"/>
+              </w:rPr>
+              <w:t>Límite B/B+: falta un minuto en el Encuentro 36</w:t>
+            </w:r>
+          </w:p>
+        </w:tc>
+        <w:tc>
+          <w:tcPr>
+            <w:tcW w:type="dxa" w:w="2126"/>
+          </w:tcPr>
+          <w:p>
+            <w:r>
+              <w:rPr>
+                <w:sz w:val="17"/>
+              </w:rPr>
+              <w:t>Correcto</w:t>
+            </w:r>
+          </w:p>
+        </w:tc>
+      </w:tr>
+      <w:tr>
+        <w:trPr>
+          <w:cantSplit/>
+        </w:trPr>
+        <w:tc>
+          <w:tcPr>
+            <w:tcW w:type="dxa" w:w="7676"/>
+            <w:shd w:val="clear" w:color="auto" w:fill="F5F5F5"/>
+          </w:tcPr>
+          <w:p>
+            <w:r>
+              <w:rPr>
+                <w:sz w:val="17"/>
+              </w:rPr>
+              <w:t>Las demostraciones solas superan el Encuentro 35</w:t>
+            </w:r>
+          </w:p>
+        </w:tc>
+        <w:tc>
+          <w:tcPr>
+            <w:tcW w:type="dxa" w:w="2126"/>
+            <w:shd w:val="clear" w:color="auto" w:fill="F5F5F5"/>
+          </w:tcPr>
+          <w:p>
+            <w:r>
+              <w:rPr>
+                <w:sz w:val="17"/>
+              </w:rPr>
+              <w:t>Correcto</w:t>
+            </w:r>
+          </w:p>
+        </w:tc>
+      </w:tr>
+      <w:tr>
+        <w:trPr>
+          <w:cantSplit/>
+        </w:trPr>
+        <w:tc>
+          <w:tcPr>
+            <w:tcW w:type="dxa" w:w="7676"/>
+          </w:tcPr>
+          <w:p>
+            <w:r>
+              <w:rPr>
+                <w:sz w:val="17"/>
+              </w:rPr>
+              <w:t>Sin recuperaciones ni cambio entre equipos (ceros permitidos)</w:t>
+            </w:r>
+          </w:p>
+        </w:tc>
+        <w:tc>
+          <w:tcPr>
+            <w:tcW w:type="dxa" w:w="2126"/>
+          </w:tcPr>
+          <w:p>
+            <w:r>
+              <w:rPr>
+                <w:sz w:val="17"/>
+              </w:rPr>
+              <w:t>Correcto</w:t>
+            </w:r>
+          </w:p>
+        </w:tc>
+      </w:tr>
+      <w:tr>
+        <w:trPr>
+          <w:cantSplit/>
+        </w:trPr>
+        <w:tc>
+          <w:tcPr>
+            <w:tcW w:type="dxa" w:w="7676"/>
+            <w:shd w:val="clear" w:color="auto" w:fill="F5F5F5"/>
+          </w:tcPr>
+          <w:p>
+            <w:r>
+              <w:rPr>
+                <w:sz w:val="17"/>
+              </w:rPr>
+              <w:t>Inválido: minutos por defensa 0 (división por cero)</w:t>
+            </w:r>
+          </w:p>
+        </w:tc>
+        <w:tc>
+          <w:tcPr>
+            <w:tcW w:type="dxa" w:w="2126"/>
+            <w:shd w:val="clear" w:color="auto" w:fill="F5F5F5"/>
+          </w:tcPr>
+          <w:p>
+            <w:r>
+              <w:rPr>
+                <w:sz w:val="17"/>
+              </w:rPr>
+              <w:t>Correcto</w:t>
+            </w:r>
+          </w:p>
+        </w:tc>
+      </w:tr>
+      <w:tr>
+        <w:trPr>
+          <w:cantSplit/>
+        </w:trPr>
+        <w:tc>
+          <w:tcPr>
+            <w:tcW w:type="dxa" w:w="7676"/>
+          </w:tcPr>
+          <w:p>
+            <w:r>
+              <w:rPr>
+                <w:sz w:val="17"/>
+              </w:rPr>
+              <w:t>Inválido: estudiantes negativos</w:t>
+            </w:r>
+          </w:p>
+        </w:tc>
+        <w:tc>
+          <w:tcPr>
+            <w:tcW w:type="dxa" w:w="2126"/>
+          </w:tcPr>
+          <w:p>
+            <w:r>
+              <w:rPr>
+                <w:sz w:val="17"/>
+              </w:rPr>
+              <w:t>Correcto</w:t>
+            </w:r>
+          </w:p>
+        </w:tc>
+      </w:tr>
+      <w:tr>
+        <w:trPr>
+          <w:cantSplit/>
+        </w:trPr>
+        <w:tc>
+          <w:tcPr>
+            <w:tcW w:type="dxa" w:w="7676"/>
+            <w:shd w:val="clear" w:color="auto" w:fill="F5F5F5"/>
+          </w:tcPr>
+          <w:p>
+            <w:pPr>
+              <w:keepNext/>
+            </w:pPr>
+            <w:r>
+              <w:rPr>
+                <w:sz w:val="17"/>
+              </w:rPr>
+              <w:t>Inválido: minutos de la HC 0</w:t>
+            </w:r>
+          </w:p>
+        </w:tc>
+        <w:tc>
+          <w:tcPr>
+            <w:tcW w:type="dxa" w:w="2126"/>
+            <w:shd w:val="clear" w:color="auto" w:fill="F5F5F5"/>
+          </w:tcPr>
+          <w:p>
+            <w:pPr>
+              <w:keepNext/>
+            </w:pPr>
+            <w:r>
+              <w:rPr>
+                <w:sz w:val="17"/>
+              </w:rPr>
+              <w:t>Correcto</w:t>
+            </w:r>
+          </w:p>
+        </w:tc>
+      </w:tr>
+      <w:tr>
+        <w:trPr>
+          <w:cantSplit/>
+        </w:trPr>
+        <w:tc>
+          <w:tcPr>
+            <w:tcW w:type="dxa" w:w="7676"/>
+          </w:tcPr>
+          <w:p>
+            <w:r>
+              <w:rPr>
+                <w:sz w:val="17"/>
+              </w:rPr>
+              <w:t>Inválido: equipos con decimales</w:t>
+            </w:r>
+          </w:p>
+        </w:tc>
+        <w:tc>
+          <w:tcPr>
+            <w:tcW w:type="dxa" w:w="2126"/>
+          </w:tcPr>
+          <w:p>
+            <w:r>
+              <w:rPr>
+                <w:sz w:val="17"/>
+              </w:rPr>
+              <w:t>Correcto</w:t>
             </w:r>
           </w:p>
         </w:tc>
@@ -3004,7 +3625,7 @@
               <w:rPr>
                 <w:sz w:val="17"/>
               </w:rPr>
-              <w:t>Si el Encuentro 35 no alcanza: las defensas que faltan se toman al comienzo de las 3 HC de evaluación del Encuentro 36, antes que las recuperaciones. Las recuperaciones se ordenan por prioridad (condición mínima, evidencia ausente, nivel Inicial) en el tiempo que queda. Ninguna evidencia obligatoria se elimina.</w:t>
+              <w:t>Si el Encuentro 35 no alcanza: las defensas que faltan se toman al comienzo de las 3 HC de evaluación del Encuentro 36, antes que las recuperaciones; se cuentan por defensas enteras. Las recuperaciones se ordenan por prioridad (condición mínima, evidencia ausente, nivel Inicial) en el tiempo que queda. Ninguna evidencia obligatoria se elimina.</w:t>
             </w:r>
           </w:p>
         </w:tc>
@@ -4134,7 +4755,7 @@
           <w:i w:val="0"/>
           <w:sz w:val="20"/>
         </w:rPr>
-        <w:t>Referencia para el docente: las comprobaciones C y F del comprobador de entrega. El libro muestra la A y la D (Códigos 17.1 y 17.2).</w:t>
+        <w:t>Referencia para el docente: el núcleo de las pruebas en aislamiento (R-8) y el bloque C de la inspección estática (R-9). El libro muestra los bloques A y D de la inspección (Códigos 17.1 y 17.2).</w:t>
       </w:r>
     </w:p>
     <w:p>
@@ -4150,7 +4771,7 @@
           <w:color w:val="2E7D32"/>
           <w:sz w:val="20"/>
         </w:rPr>
-        <w:t>Referencia R-8 — Las pruebas de la lista de entrega se ejecutan y tienen que dar su línea «Resultado:».</w:t>
+        <w:t>Referencia R-8 — Solo se ejecutan las pruebas de la lista cerrada de la herramienta, armadas como lista de argumentos (sin consola), en la copia descartable y con tiempo límite.</w:t>
       </w:r>
     </w:p>
     <w:tbl>
@@ -4208,7 +4829,7 @@
               <w:rPr>
                 <w:sz w:val="17"/>
               </w:rPr>
-              <w:t>lote_6/proyecto/paquete_entrega_modelo/comprobar_entrega.php</w:t>
+              <w:t>lote_6/proyecto/herramientas/probar_en_aislamiento.php</w:t>
             </w:r>
           </w:p>
         </w:tc>
@@ -4249,7 +4870,7 @@
               <w:rPr>
                 <w:sz w:val="17"/>
               </w:rPr>
-              <w:t>17.4; coherencia del paquete (H6)</w:t>
+              <w:t>17.4; coherencia del paquete (H6); herramientas/LEEME.md</w:t>
             </w:r>
           </w:p>
         </w:tc>
@@ -4290,7 +4911,7 @@
               <w:rPr>
                 <w:sz w:val="17"/>
               </w:rPr>
-              <w:t>La lista de entrega</w:t>
+              <w:t>La copia descartable del paquete</w:t>
             </w:r>
           </w:p>
         </w:tc>
@@ -4331,7 +4952,7 @@
               <w:rPr>
                 <w:sz w:val="17"/>
               </w:rPr>
-              <w:t>Una incoherencia [C] por prueba que falla</w:t>
+              <w:t>Una incoherencia [C] por cada prueba de la lista que no termina bien</w:t>
             </w:r>
           </w:p>
         </w:tc>
@@ -4372,7 +4993,7 @@
               <w:rPr>
                 <w:sz w:val="17"/>
               </w:rPr>
-              <w:t>php comprobar_entrega.php</w:t>
+              <w:t>php herramientas/probar_en_aislamiento.php paquete_mbokaja (en aislamiento)</w:t>
             </w:r>
           </w:p>
         </w:tc>
@@ -4422,7 +5043,7 @@
                 <w:rFonts w:ascii="Courier New" w:hAnsi="Courier New" w:cs="Courier New" w:eastAsia="Courier New"/>
                 <w:sz w:val="15"/>
               </w:rPr>
-              <w:t>preg_match_all('/^- prueba: `([^`]+)`/m', $lista, $pruebas);</w:t>
+              <w:t>// Solo las pruebas de la lista cerrada que el paquete trae.</w:t>
             </w:r>
           </w:p>
           <w:p>
@@ -4436,7 +5057,7 @@
                 <w:rFonts w:ascii="Courier New" w:hAnsi="Courier New" w:cs="Courier New" w:eastAsia="Courier New"/>
                 <w:sz w:val="15"/>
               </w:rPr>
-              <w:t>foreach ($pruebas[1] as $comando) {</w:t>
+              <w:t>$faltas = array();</w:t>
             </w:r>
           </w:p>
           <w:p>
@@ -4450,7 +5071,7 @@
                 <w:rFonts w:ascii="Courier New" w:hAnsi="Courier New" w:cs="Courier New" w:eastAsia="Courier New"/>
                 <w:sz w:val="15"/>
               </w:rPr>
-              <w:t xml:space="preserve">    exec('cd ' . escapeshellarg($raiz) . ' &amp;&amp; ' . $comando . ' 2&gt;&amp;1', $salida, $codigo);</w:t>
+              <w:t>foreach (PRUEBAS_PERMITIDAS as $nombre) {</w:t>
             </w:r>
           </w:p>
           <w:p>
@@ -4464,7 +5085,7 @@
                 <w:rFonts w:ascii="Courier New" w:hAnsi="Courier New" w:cs="Courier New" w:eastAsia="Courier New"/>
                 <w:sz w:val="15"/>
               </w:rPr>
-              <w:t xml:space="preserve">    $ultima = trim((string) end($salida));</w:t>
+              <w:t xml:space="preserve">    if (!is_file("$copia/pruebas/$nombre.php")) {</w:t>
             </w:r>
           </w:p>
           <w:p>
@@ -4478,7 +5099,7 @@
                 <w:rFonts w:ascii="Courier New" w:hAnsi="Courier New" w:cs="Courier New" w:eastAsia="Courier New"/>
                 <w:sz w:val="15"/>
               </w:rPr>
-              <w:t xml:space="preserve">    $bien = $codigo === 0 &amp;&amp; strpos($ultima, 'Resultado:') === 0;</w:t>
+              <w:t xml:space="preserve">        continue;</w:t>
             </w:r>
           </w:p>
           <w:p>
@@ -4492,7 +5113,7 @@
                 <w:rFonts w:ascii="Courier New" w:hAnsi="Courier New" w:cs="Courier New" w:eastAsia="Courier New"/>
                 <w:sz w:val="15"/>
               </w:rPr>
-              <w:t xml:space="preserve">    echo ($bien ? 'PRUEBA BIEN  ' : 'PRUEBA FALLA ') . "$comando — $ultima" . PHP_EOL;</w:t>
+              <w:t xml:space="preserve">    }</w:t>
             </w:r>
           </w:p>
           <w:p>
@@ -4506,7 +5127,7 @@
                 <w:rFonts w:ascii="Courier New" w:hAnsi="Courier New" w:cs="Courier New" w:eastAsia="Courier New"/>
                 <w:sz w:val="15"/>
               </w:rPr>
-              <w:t xml:space="preserve">    if (!$bien) {</w:t>
+              <w:t xml:space="preserve">    // El comando es una lista de argumentos: no pasa por la consola del sistema.</w:t>
             </w:r>
           </w:p>
           <w:p>
@@ -4520,7 +5141,7 @@
                 <w:rFonts w:ascii="Courier New" w:hAnsi="Courier New" w:cs="Courier New" w:eastAsia="Courier New"/>
                 <w:sz w:val="15"/>
               </w:rPr>
-              <w:t xml:space="preserve">        $motivo = $ultima === '' ? 'sin resultado' : $ultima;</w:t>
+              <w:t xml:space="preserve">    $comando = array(PHP_BINARY, "pruebas/$nombre.php");</w:t>
             </w:r>
           </w:p>
           <w:p>
@@ -4534,7 +5155,7 @@
                 <w:rFonts w:ascii="Courier New" w:hAnsi="Courier New" w:cs="Courier New" w:eastAsia="Courier New"/>
                 <w:sz w:val="15"/>
               </w:rPr>
-              <w:t xml:space="preserve">        falta('C', "la prueba «{$comando}» no terminó bien ($motivo)");</w:t>
+              <w:t xml:space="preserve">    $tubos_def = array(array('pipe', 'r'), array('pipe', 'w'), array('pipe', 'w'));</w:t>
             </w:r>
           </w:p>
           <w:p>
@@ -4548,7 +5169,7 @@
                 <w:rFonts w:ascii="Courier New" w:hAnsi="Courier New" w:cs="Courier New" w:eastAsia="Courier New"/>
                 <w:sz w:val="15"/>
               </w:rPr>
-              <w:t xml:space="preserve">    }</w:t>
+              <w:t xml:space="preserve">    $proc = proc_open($comando, $tubos_def, $tubos, $copia, $entorno);</w:t>
             </w:r>
           </w:p>
           <w:p>
@@ -4562,7 +5183,385 @@
                 <w:rFonts w:ascii="Courier New" w:hAnsi="Courier New" w:cs="Courier New" w:eastAsia="Courier New"/>
                 <w:sz w:val="15"/>
               </w:rPr>
-              <w:t xml:space="preserve">    $salida = array();</w:t>
+              <w:t xml:space="preserve">    fclose($tubos[0]);</w:t>
+            </w:r>
+          </w:p>
+          <w:p>
+            <w:pPr>
+              <w:keepNext/>
+              <w:spacing w:before="0" w:after="0" w:line="183" w:lineRule="exact"/>
+              <w:jc w:val="left"/>
+            </w:pPr>
+            <w:r>
+              <w:rPr>
+                <w:rFonts w:ascii="Courier New" w:hAnsi="Courier New" w:cs="Courier New" w:eastAsia="Courier New"/>
+                <w:sz w:val="15"/>
+              </w:rPr>
+              <w:t xml:space="preserve">    stream_set_blocking($tubos[1], false);</w:t>
+            </w:r>
+          </w:p>
+          <w:p>
+            <w:pPr>
+              <w:keepNext/>
+              <w:spacing w:before="0" w:after="0" w:line="183" w:lineRule="exact"/>
+              <w:jc w:val="left"/>
+            </w:pPr>
+            <w:r>
+              <w:rPr>
+                <w:rFonts w:ascii="Courier New" w:hAnsi="Courier New" w:cs="Courier New" w:eastAsia="Courier New"/>
+                <w:sz w:val="15"/>
+              </w:rPr>
+              <w:t xml:space="preserve">    stream_set_blocking($tubos[2], false);</w:t>
+            </w:r>
+          </w:p>
+          <w:p>
+            <w:pPr>
+              <w:keepNext/>
+              <w:spacing w:before="0" w:after="0" w:line="183" w:lineRule="exact"/>
+              <w:jc w:val="left"/>
+            </w:pPr>
+            <w:r>
+              <w:rPr>
+                <w:rFonts w:ascii="Courier New" w:hAnsi="Courier New" w:cs="Courier New" w:eastAsia="Courier New"/>
+                <w:sz w:val="15"/>
+              </w:rPr>
+              <w:t xml:space="preserve">    $salida = '';</w:t>
+            </w:r>
+          </w:p>
+          <w:p>
+            <w:pPr>
+              <w:keepNext/>
+              <w:spacing w:before="0" w:after="0" w:line="183" w:lineRule="exact"/>
+              <w:jc w:val="left"/>
+            </w:pPr>
+            <w:r>
+              <w:rPr>
+                <w:rFonts w:ascii="Courier New" w:hAnsi="Courier New" w:cs="Courier New" w:eastAsia="Courier New"/>
+                <w:sz w:val="15"/>
+              </w:rPr>
+              <w:t xml:space="preserve">    $inicio = time();</w:t>
+            </w:r>
+          </w:p>
+          <w:p>
+            <w:pPr>
+              <w:keepNext/>
+              <w:spacing w:before="0" w:after="0" w:line="183" w:lineRule="exact"/>
+              <w:jc w:val="left"/>
+            </w:pPr>
+            <w:r>
+              <w:rPr>
+                <w:rFonts w:ascii="Courier New" w:hAnsi="Courier New" w:cs="Courier New" w:eastAsia="Courier New"/>
+                <w:sz w:val="15"/>
+              </w:rPr>
+              <w:t xml:space="preserve">    do {</w:t>
+            </w:r>
+          </w:p>
+          <w:p>
+            <w:pPr>
+              <w:keepNext/>
+              <w:spacing w:before="0" w:after="0" w:line="183" w:lineRule="exact"/>
+              <w:jc w:val="left"/>
+            </w:pPr>
+            <w:r>
+              <w:rPr>
+                <w:rFonts w:ascii="Courier New" w:hAnsi="Courier New" w:cs="Courier New" w:eastAsia="Courier New"/>
+                <w:sz w:val="15"/>
+              </w:rPr>
+              <w:t xml:space="preserve">        $salida .= stream_get_contents($tubos[1]);</w:t>
+            </w:r>
+          </w:p>
+          <w:p>
+            <w:pPr>
+              <w:keepNext/>
+              <w:spacing w:before="0" w:after="0" w:line="183" w:lineRule="exact"/>
+              <w:jc w:val="left"/>
+            </w:pPr>
+            <w:r>
+              <w:rPr>
+                <w:rFonts w:ascii="Courier New" w:hAnsi="Courier New" w:cs="Courier New" w:eastAsia="Courier New"/>
+                <w:sz w:val="15"/>
+              </w:rPr>
+              <w:t xml:space="preserve">        stream_get_contents($tubos[2]);</w:t>
+            </w:r>
+          </w:p>
+          <w:p>
+            <w:pPr>
+              <w:keepNext/>
+              <w:spacing w:before="0" w:after="0" w:line="183" w:lineRule="exact"/>
+              <w:jc w:val="left"/>
+            </w:pPr>
+            <w:r>
+              <w:rPr>
+                <w:rFonts w:ascii="Courier New" w:hAnsi="Courier New" w:cs="Courier New" w:eastAsia="Courier New"/>
+                <w:sz w:val="15"/>
+              </w:rPr>
+              <w:t xml:space="preserve">        $estado = proc_get_status($proc);</w:t>
+            </w:r>
+          </w:p>
+          <w:p>
+            <w:pPr>
+              <w:keepNext/>
+              <w:spacing w:before="0" w:after="0" w:line="183" w:lineRule="exact"/>
+              <w:jc w:val="left"/>
+            </w:pPr>
+            <w:r>
+              <w:rPr>
+                <w:rFonts w:ascii="Courier New" w:hAnsi="Courier New" w:cs="Courier New" w:eastAsia="Courier New"/>
+                <w:sz w:val="15"/>
+              </w:rPr>
+              <w:t xml:space="preserve">        usleep(100000);</w:t>
+            </w:r>
+          </w:p>
+          <w:p>
+            <w:pPr>
+              <w:keepNext/>
+              <w:spacing w:before="0" w:after="0" w:line="183" w:lineRule="exact"/>
+              <w:jc w:val="left"/>
+            </w:pPr>
+            <w:r>
+              <w:rPr>
+                <w:rFonts w:ascii="Courier New" w:hAnsi="Courier New" w:cs="Courier New" w:eastAsia="Courier New"/>
+                <w:sz w:val="15"/>
+              </w:rPr>
+              <w:t xml:space="preserve">    } while ($estado['running'] &amp;&amp; time() - $inicio &lt; $limite);</w:t>
+            </w:r>
+          </w:p>
+          <w:p>
+            <w:pPr>
+              <w:keepNext/>
+              <w:spacing w:before="0" w:after="0" w:line="183" w:lineRule="exact"/>
+              <w:jc w:val="left"/>
+            </w:pPr>
+            <w:r>
+              <w:rPr>
+                <w:rFonts w:ascii="Courier New" w:hAnsi="Courier New" w:cs="Courier New" w:eastAsia="Courier New"/>
+                <w:sz w:val="15"/>
+              </w:rPr>
+              <w:t xml:space="preserve">    if ($estado['running']) {</w:t>
+            </w:r>
+          </w:p>
+          <w:p>
+            <w:pPr>
+              <w:keepNext/>
+              <w:spacing w:before="0" w:after="0" w:line="183" w:lineRule="exact"/>
+              <w:jc w:val="left"/>
+            </w:pPr>
+            <w:r>
+              <w:rPr>
+                <w:rFonts w:ascii="Courier New" w:hAnsi="Courier New" w:cs="Courier New" w:eastAsia="Courier New"/>
+                <w:sz w:val="15"/>
+              </w:rPr>
+              <w:t xml:space="preserve">        proc_terminate($proc, 9);</w:t>
+            </w:r>
+          </w:p>
+          <w:p>
+            <w:pPr>
+              <w:keepNext/>
+              <w:spacing w:before="0" w:after="0" w:line="183" w:lineRule="exact"/>
+              <w:jc w:val="left"/>
+            </w:pPr>
+            <w:r>
+              <w:rPr>
+                <w:rFonts w:ascii="Courier New" w:hAnsi="Courier New" w:cs="Courier New" w:eastAsia="Courier New"/>
+                <w:sz w:val="15"/>
+              </w:rPr>
+              <w:t xml:space="preserve">        $ultima = "superó el tiempo límite de $limite s";</w:t>
+            </w:r>
+          </w:p>
+          <w:p>
+            <w:pPr>
+              <w:keepNext/>
+              <w:spacing w:before="0" w:after="0" w:line="183" w:lineRule="exact"/>
+              <w:jc w:val="left"/>
+            </w:pPr>
+            <w:r>
+              <w:rPr>
+                <w:rFonts w:ascii="Courier New" w:hAnsi="Courier New" w:cs="Courier New" w:eastAsia="Courier New"/>
+                <w:sz w:val="15"/>
+              </w:rPr>
+              <w:t xml:space="preserve">        $codigo = -1;</w:t>
+            </w:r>
+          </w:p>
+          <w:p>
+            <w:pPr>
+              <w:keepNext/>
+              <w:spacing w:before="0" w:after="0" w:line="183" w:lineRule="exact"/>
+              <w:jc w:val="left"/>
+            </w:pPr>
+            <w:r>
+              <w:rPr>
+                <w:rFonts w:ascii="Courier New" w:hAnsi="Courier New" w:cs="Courier New" w:eastAsia="Courier New"/>
+                <w:sz w:val="15"/>
+              </w:rPr>
+              <w:t xml:space="preserve">    } else {</w:t>
+            </w:r>
+          </w:p>
+          <w:p>
+            <w:pPr>
+              <w:keepNext/>
+              <w:spacing w:before="0" w:after="0" w:line="183" w:lineRule="exact"/>
+              <w:jc w:val="left"/>
+            </w:pPr>
+            <w:r>
+              <w:rPr>
+                <w:rFonts w:ascii="Courier New" w:hAnsi="Courier New" w:cs="Courier New" w:eastAsia="Courier New"/>
+                <w:sz w:val="15"/>
+              </w:rPr>
+              <w:t xml:space="preserve">        $salida .= stream_get_contents($tubos[1]);</w:t>
+            </w:r>
+          </w:p>
+          <w:p>
+            <w:pPr>
+              <w:keepNext/>
+              <w:spacing w:before="0" w:after="0" w:line="183" w:lineRule="exact"/>
+              <w:jc w:val="left"/>
+            </w:pPr>
+            <w:r>
+              <w:rPr>
+                <w:rFonts w:ascii="Courier New" w:hAnsi="Courier New" w:cs="Courier New" w:eastAsia="Courier New"/>
+                <w:sz w:val="15"/>
+              </w:rPr>
+              <w:t xml:space="preserve">        $lineas = array_filter(array_map('trim', explode("\n", $salida)));</w:t>
+            </w:r>
+          </w:p>
+          <w:p>
+            <w:pPr>
+              <w:keepNext/>
+              <w:spacing w:before="0" w:after="0" w:line="183" w:lineRule="exact"/>
+              <w:jc w:val="left"/>
+            </w:pPr>
+            <w:r>
+              <w:rPr>
+                <w:rFonts w:ascii="Courier New" w:hAnsi="Courier New" w:cs="Courier New" w:eastAsia="Courier New"/>
+                <w:sz w:val="15"/>
+              </w:rPr>
+              <w:t xml:space="preserve">        $ultima = (string) end($lineas);</w:t>
+            </w:r>
+          </w:p>
+          <w:p>
+            <w:pPr>
+              <w:keepNext/>
+              <w:spacing w:before="0" w:after="0" w:line="183" w:lineRule="exact"/>
+              <w:jc w:val="left"/>
+            </w:pPr>
+            <w:r>
+              <w:rPr>
+                <w:rFonts w:ascii="Courier New" w:hAnsi="Courier New" w:cs="Courier New" w:eastAsia="Courier New"/>
+                <w:sz w:val="15"/>
+              </w:rPr>
+              <w:t xml:space="preserve">        $codigo = $estado['exitcode'];</w:t>
+            </w:r>
+          </w:p>
+          <w:p>
+            <w:pPr>
+              <w:keepNext/>
+              <w:spacing w:before="0" w:after="0" w:line="183" w:lineRule="exact"/>
+              <w:jc w:val="left"/>
+            </w:pPr>
+            <w:r>
+              <w:rPr>
+                <w:rFonts w:ascii="Courier New" w:hAnsi="Courier New" w:cs="Courier New" w:eastAsia="Courier New"/>
+                <w:sz w:val="15"/>
+              </w:rPr>
+              <w:t xml:space="preserve">    }</w:t>
+            </w:r>
+          </w:p>
+          <w:p>
+            <w:pPr>
+              <w:keepNext/>
+              <w:spacing w:before="0" w:after="0" w:line="183" w:lineRule="exact"/>
+              <w:jc w:val="left"/>
+            </w:pPr>
+            <w:r>
+              <w:rPr>
+                <w:rFonts w:ascii="Courier New" w:hAnsi="Courier New" w:cs="Courier New" w:eastAsia="Courier New"/>
+                <w:sz w:val="15"/>
+              </w:rPr>
+              <w:t xml:space="preserve">    proc_close($proc);</w:t>
+            </w:r>
+          </w:p>
+          <w:p>
+            <w:pPr>
+              <w:keepNext/>
+              <w:spacing w:before="0" w:after="0" w:line="183" w:lineRule="exact"/>
+              <w:jc w:val="left"/>
+            </w:pPr>
+            <w:r>
+              <w:rPr>
+                <w:rFonts w:ascii="Courier New" w:hAnsi="Courier New" w:cs="Courier New" w:eastAsia="Courier New"/>
+                <w:sz w:val="15"/>
+              </w:rPr>
+              <w:t xml:space="preserve">    $bien = $codigo === 0 &amp;&amp; strpos($ultima, 'Resultado:') === 0;</w:t>
+            </w:r>
+          </w:p>
+          <w:p>
+            <w:pPr>
+              <w:keepNext/>
+              <w:spacing w:before="0" w:after="0" w:line="183" w:lineRule="exact"/>
+              <w:jc w:val="left"/>
+            </w:pPr>
+            <w:r>
+              <w:rPr>
+                <w:rFonts w:ascii="Courier New" w:hAnsi="Courier New" w:cs="Courier New" w:eastAsia="Courier New"/>
+                <w:sz w:val="15"/>
+              </w:rPr>
+              <w:t xml:space="preserve">    $estado_prueba = $bien ? 'PRUEBA BIEN  ' : 'PRUEBA FALLA ';</w:t>
+            </w:r>
+          </w:p>
+          <w:p>
+            <w:pPr>
+              <w:keepNext/>
+              <w:spacing w:before="0" w:after="0" w:line="183" w:lineRule="exact"/>
+              <w:jc w:val="left"/>
+            </w:pPr>
+            <w:r>
+              <w:rPr>
+                <w:rFonts w:ascii="Courier New" w:hAnsi="Courier New" w:cs="Courier New" w:eastAsia="Courier New"/>
+                <w:sz w:val="15"/>
+              </w:rPr>
+              <w:t xml:space="preserve">    echo $estado_prueba . "pruebas/$nombre.php — $ultima" . PHP_EOL;</w:t>
+            </w:r>
+          </w:p>
+          <w:p>
+            <w:pPr>
+              <w:keepNext/>
+              <w:spacing w:before="0" w:after="0" w:line="183" w:lineRule="exact"/>
+              <w:jc w:val="left"/>
+            </w:pPr>
+            <w:r>
+              <w:rPr>
+                <w:rFonts w:ascii="Courier New" w:hAnsi="Courier New" w:cs="Courier New" w:eastAsia="Courier New"/>
+                <w:sz w:val="15"/>
+              </w:rPr>
+              <w:t xml:space="preserve">    if (!$bien) {</w:t>
+            </w:r>
+          </w:p>
+          <w:p>
+            <w:pPr>
+              <w:keepNext/>
+              <w:spacing w:before="0" w:after="0" w:line="183" w:lineRule="exact"/>
+              <w:jc w:val="left"/>
+            </w:pPr>
+            <w:r>
+              <w:rPr>
+                <w:rFonts w:ascii="Courier New" w:hAnsi="Courier New" w:cs="Courier New" w:eastAsia="Courier New"/>
+                <w:sz w:val="15"/>
+              </w:rPr>
+              <w:t xml:space="preserve">        $faltas[] = "INCOHERENCIA [C] la prueba pruebas/$nombre.php no terminó bien";</w:t>
+            </w:r>
+          </w:p>
+          <w:p>
+            <w:pPr>
+              <w:keepNext/>
+              <w:spacing w:before="0" w:after="0" w:line="183" w:lineRule="exact"/>
+              <w:jc w:val="left"/>
+            </w:pPr>
+            <w:r>
+              <w:rPr>
+                <w:rFonts w:ascii="Courier New" w:hAnsi="Courier New" w:cs="Courier New" w:eastAsia="Courier New"/>
+                <w:sz w:val="15"/>
+              </w:rPr>
+              <w:t xml:space="preserve">    }</w:t>
             </w:r>
           </w:p>
           <w:p>
@@ -4600,7 +5599,7 @@
           <w:color w:val="2E7D32"/>
           <w:sz w:val="20"/>
         </w:rPr>
-        <w:t>Referencia R-9 — La versión declarada tiene que ser la misma en todos los documentos.</w:t>
+        <w:t>Referencia R-9 — Cada prueba declarada en la lista de entrega tiene que estar en la lista cerrada. No se ejecuta.</w:t>
       </w:r>
     </w:p>
     <w:tbl>
@@ -4658,7 +5657,7 @@
               <w:rPr>
                 <w:sz w:val="17"/>
               </w:rPr>
-              <w:t>lote_6/proyecto/paquete_entrega_modelo/comprobar_entrega.php</w:t>
+              <w:t>lote_6/proyecto/herramientas/inspeccionar_entrega.php</w:t>
             </w:r>
           </w:p>
         </w:tc>
@@ -4740,7 +5739,7 @@
               <w:rPr>
                 <w:sz w:val="17"/>
               </w:rPr>
-              <w:t>LEEME.txt y los documentos de ENTREGA/</w:t>
+              <w:t>ENTREGA/LISTA_ENTREGA.md</w:t>
             </w:r>
           </w:p>
         </w:tc>
@@ -4781,7 +5780,7 @@
               <w:rPr>
                 <w:sz w:val="17"/>
               </w:rPr>
-              <w:t>Una incoherencia [F] si alguno no declara su versión o si difieren</w:t>
+              <w:t>Una incoherencia [C] por cada prueba declarada fuera de la lista cerrada o que falta</w:t>
             </w:r>
           </w:p>
         </w:tc>
@@ -4822,7 +5821,7 @@
               <w:rPr>
                 <w:sz w:val="17"/>
               </w:rPr>
-              <w:t>php comprobar_entrega.php</w:t>
+              <w:t>php herramientas/inspeccionar_entrega.php paquete_mbokaja</w:t>
             </w:r>
           </w:p>
         </w:tc>
@@ -4872,7 +5871,7 @@
                 <w:rFonts w:ascii="Courier New" w:hAnsi="Courier New" w:cs="Courier New" w:eastAsia="Courier New"/>
                 <w:sz w:val="15"/>
               </w:rPr>
-              <w:t>// F. La misma versión en todos los documentos que la declaran.</w:t>
+              <w:t>// C. Pruebas declaradas: lista cerrada, sin ejecutar nada.</w:t>
             </w:r>
           </w:p>
           <w:p>
@@ -4886,7 +5885,7 @@
                 <w:rFonts w:ascii="Courier New" w:hAnsi="Courier New" w:cs="Courier New" w:eastAsia="Courier New"/>
                 <w:sz w:val="15"/>
               </w:rPr>
-              <w:t>$versiones = array();</w:t>
+              <w:t>preg_match_all('/^- prueba: `([^`]+)`/m', $lista, $pruebas);</w:t>
             </w:r>
           </w:p>
           <w:p>
@@ -4900,7 +5899,7 @@
                 <w:rFonts w:ascii="Courier New" w:hAnsi="Courier New" w:cs="Courier New" w:eastAsia="Courier New"/>
                 <w:sz w:val="15"/>
               </w:rPr>
-              <w:t>$con_version = array('LEEME.txt', 'ENTREGA/LISTA_ENTREGA.md', 'ENTREGA/LIMITES.md',</w:t>
+              <w:t>foreach ($pruebas[1] as $comando) {</w:t>
             </w:r>
           </w:p>
           <w:p>
@@ -4914,7 +5913,7 @@
                 <w:rFonts w:ascii="Courier New" w:hAnsi="Courier New" w:cs="Courier New" w:eastAsia="Courier New"/>
                 <w:sz w:val="15"/>
               </w:rPr>
-              <w:t xml:space="preserve">                     'ENTREGA/ACTA_ENTREGA.md');</w:t>
+              <w:t xml:space="preserve">    $forma = preg_match('#^php pruebas/([a-z_0-9]+)\.php$#', $comando, $m);</w:t>
             </w:r>
           </w:p>
           <w:p>
@@ -4928,7 +5927,7 @@
                 <w:rFonts w:ascii="Courier New" w:hAnsi="Courier New" w:cs="Courier New" w:eastAsia="Courier New"/>
                 <w:sz w:val="15"/>
               </w:rPr>
-              <w:t>foreach ($con_version as $doc) {</w:t>
+              <w:t xml:space="preserve">    if (!$forma || !in_array($m[1], PRUEBAS_PERMITIDAS, true)) {</w:t>
             </w:r>
           </w:p>
           <w:p>
@@ -4942,7 +5941,7 @@
                 <w:rFonts w:ascii="Courier New" w:hAnsi="Courier New" w:cs="Courier New" w:eastAsia="Courier New"/>
                 <w:sz w:val="15"/>
               </w:rPr>
-              <w:t xml:space="preserve">    if (preg_match('/^Versión: (.+)$/m', leer_doc("$raiz/$doc"), $m)) {</w:t>
+              <w:t xml:space="preserve">        $aviso = 'no está en la lista cerrada: no se ejecuta';</w:t>
             </w:r>
           </w:p>
           <w:p>
@@ -4956,7 +5955,7 @@
                 <w:rFonts w:ascii="Courier New" w:hAnsi="Courier New" w:cs="Courier New" w:eastAsia="Courier New"/>
                 <w:sz w:val="15"/>
               </w:rPr>
-              <w:t xml:space="preserve">        $versiones[$doc] = trim($m[1]);</w:t>
+              <w:t xml:space="preserve">        falta('C', "la prueba declarada «{$comando}» $aviso");</w:t>
             </w:r>
           </w:p>
           <w:p>
@@ -4970,7 +5969,7 @@
                 <w:rFonts w:ascii="Courier New" w:hAnsi="Courier New" w:cs="Courier New" w:eastAsia="Courier New"/>
                 <w:sz w:val="15"/>
               </w:rPr>
-              <w:t xml:space="preserve">    } else {</w:t>
+              <w:t xml:space="preserve">    } elseif (!is_file("$raiz/pruebas/{$m[1]}.php")) {</w:t>
             </w:r>
           </w:p>
           <w:p>
@@ -4984,7 +5983,7 @@
                 <w:rFonts w:ascii="Courier New" w:hAnsi="Courier New" w:cs="Courier New" w:eastAsia="Courier New"/>
                 <w:sz w:val="15"/>
               </w:rPr>
-              <w:t xml:space="preserve">        falta('F', "$doc no declara su versión");</w:t>
+              <w:t xml:space="preserve">        falta('C', "la prueba declarada pruebas/{$m[1]}.php no está en el paquete");</w:t>
             </w:r>
           </w:p>
           <w:p>
@@ -4999,62 +5998,6 @@
                 <w:sz w:val="15"/>
               </w:rPr>
               <w:t xml:space="preserve">    }</w:t>
-            </w:r>
-          </w:p>
-          <w:p>
-            <w:pPr>
-              <w:keepNext/>
-              <w:spacing w:before="0" w:after="0" w:line="183" w:lineRule="exact"/>
-              <w:jc w:val="left"/>
-            </w:pPr>
-            <w:r>
-              <w:rPr>
-                <w:rFonts w:ascii="Courier New" w:hAnsi="Courier New" w:cs="Courier New" w:eastAsia="Courier New"/>
-                <w:sz w:val="15"/>
-              </w:rPr>
-              <w:t>}</w:t>
-            </w:r>
-          </w:p>
-          <w:p>
-            <w:pPr>
-              <w:keepNext/>
-              <w:spacing w:before="0" w:after="0" w:line="183" w:lineRule="exact"/>
-              <w:jc w:val="left"/>
-            </w:pPr>
-            <w:r>
-              <w:rPr>
-                <w:rFonts w:ascii="Courier New" w:hAnsi="Courier New" w:cs="Courier New" w:eastAsia="Courier New"/>
-                <w:sz w:val="15"/>
-              </w:rPr>
-              <w:t>if (count(array_unique($versiones)) &gt; 1) {</w:t>
-            </w:r>
-          </w:p>
-          <w:p>
-            <w:pPr>
-              <w:keepNext/>
-              <w:spacing w:before="0" w:after="0" w:line="183" w:lineRule="exact"/>
-              <w:jc w:val="left"/>
-            </w:pPr>
-            <w:r>
-              <w:rPr>
-                <w:rFonts w:ascii="Courier New" w:hAnsi="Courier New" w:cs="Courier New" w:eastAsia="Courier New"/>
-                <w:sz w:val="15"/>
-              </w:rPr>
-              <w:t xml:space="preserve">    $detalle = json_encode($versiones, JSON_UNESCAPED_UNICODE);</w:t>
-            </w:r>
-          </w:p>
-          <w:p>
-            <w:pPr>
-              <w:keepNext/>
-              <w:spacing w:before="0" w:after="0" w:line="183" w:lineRule="exact"/>
-              <w:jc w:val="left"/>
-            </w:pPr>
-            <w:r>
-              <w:rPr>
-                <w:rFonts w:ascii="Courier New" w:hAnsi="Courier New" w:cs="Courier New" w:eastAsia="Courier New"/>
-                <w:sz w:val="15"/>
-              </w:rPr>
-              <w:t xml:space="preserve">    falta('F', "los documentos declaran versiones distintas: $detalle");</w:t>
             </w:r>
           </w:p>
           <w:p>
@@ -5633,7 +6576,7 @@
               <w:rPr>
                 <w:sz w:val="18"/>
               </w:rPr>
-              <w:t>Acta completa con cada paso (hecho, con dificultad o fallido) y el mensaje exacto, la restauración y el resultado del comprobador. El equipo autor anota el ajuste y la nueva prueba del paso.</w:t>
+              <w:t>Acta completa con cada paso (hecho, con dificultad o fallido) y el mensaje exacto, la restauración y el resultado de la revisión del docente. El equipo autor anota el ajuste y la nueva prueba del paso.</w:t>
             </w:r>
           </w:p>
         </w:tc>
@@ -5822,7 +6765,7 @@
                 <w:color w:val="FFFFFF"/>
                 <w:sz w:val="16"/>
               </w:rPr>
-              <w:t>Qué informa el comprobador</w:t>
+              <w:t>Qué se informa (herramienta)</w:t>
             </w:r>
           </w:p>
         </w:tc>
@@ -5910,7 +6853,7 @@
               <w:rPr>
                 <w:sz w:val="16"/>
               </w:rPr>
-              <w:t>[A] la guía usa «php instalar_base.php», pero no existe instalar_base.php</w:t>
+              <w:t>[A] la guía usa «php instalar_base.php», pero no existe instalar_base.php en el paquete (inspección estática)</w:t>
             </w:r>
           </w:p>
         </w:tc>
@@ -5999,7 +6942,7 @@
               <w:rPr>
                 <w:sz w:val="16"/>
               </w:rPr>
-              <w:t>[B] la lista de entrega incluye datos/mbokaja_prueba.json, que no está en el paquete</w:t>
+              <w:t>[B] la lista de entrega incluye datos/mbokaja_prueba.json, que no está en el paquete (inspección estática)</w:t>
             </w:r>
           </w:p>
         </w:tc>
@@ -6085,7 +7028,7 @@
               <w:rPr>
                 <w:sz w:val="16"/>
               </w:rPr>
-              <w:t>[C] la prueba «php pruebas/prueba_contratos.php» no terminó bien</w:t>
+              <w:t>[C] la prueba pruebas/prueba_contratos.php no terminó bien (pruebas en aislamiento)</w:t>
             </w:r>
           </w:p>
         </w:tc>
@@ -6174,7 +7117,7 @@
               <w:rPr>
                 <w:sz w:val="16"/>
               </w:rPr>
-              <w:t>[D] public/logo_mbokaja.png no tiene su fila en la ficha de procedencia</w:t>
+              <w:t>[D] public/logo_mbokaja.png no tiene su fila en la ficha de procedencia (inspección estática)</w:t>
             </w:r>
           </w:p>
         </w:tc>
@@ -6248,7 +7191,7 @@
               <w:rPr>
                 <w:sz w:val="16"/>
               </w:rPr>
-              <w:t>[E] el manual nombra el mensaje ME-15, que el sistema no tiene · [E] el manual describe public/reservas.php, que no está en el paquete</w:t>
+              <w:t>[E] el manual nombra el mensaje ME-15, que el sistema no tiene · [E] el manual describe public/reservas.php, que no está en el paquete (inspección estática)</w:t>
             </w:r>
           </w:p>
         </w:tc>
@@ -6283,7 +7226,7 @@
           <w:i w:val="0"/>
           <w:sz w:val="20"/>
         </w:rPr>
-        <w:t>Comprobado en el entorno de construcción: el paquete de Mbokaja da 6 incoherencias (exactamente las de la clave: sí); con la clave aplicada, 0 incoherencias, y la guía se sigue completa (8 de 8 pasos).</w:t>
+        <w:t>Comprobado en el entorno de construcción: en el paquete de Mbokaja, la inspección estática da 5 incoherencias y las pruebas en aislamiento, 1 incoherencias (exactamente las de la clave: sí); con la clave aplicada, 0 incoherencias y 0 incoherencias, y la guía se sigue completa (7 de 7 pasos).</w:t>
       </w:r>
     </w:p>
     <w:p>
@@ -6397,7 +7340,7 @@
               <w:rPr>
                 <w:sz w:val="18"/>
               </w:rPr>
-              <w:t>Las incoherencias, encontradas a mano: el paso 2 dice php instalar_base.php, que no existe; la lista de entrega incluye datos/mbokaja_prueba.json, que no está; public/logo_mbokaja.png no tiene procedencia (MS-9); el manual describe la tarea «Reservar un libro», con public/reservas.php y ME-15, que no existen. La prueba vieja (MS-10) solo aparece al ejecutar el comprobador: prueba_contratos.php no termina bien. El comprobador informa 6 incoherencias de 5 defectos.</w:t>
+              <w:t>Las incoherencias, encontradas a mano: el paso 2 dice php instalar_base.php, que no existe; la lista de entrega incluye datos/mbokaja_prueba.json, que no está; public/logo_mbokaja.png no tiene procedencia (MS-9); el manual describe la tarea «Reservar un libro», con public/reservas.php y ME-15, que no existen. La prueba vieja (MS-10) solo aparece en las pruebas en aislamiento: prueba_contratos.php no termina bien. Entre las dos herramientas se informan 6 incoherencias de 5 defectos: 5 la inspección estática y 1 las pruebas en aislamiento.</w:t>
             </w:r>
           </w:p>
         </w:tc>
@@ -6436,7 +7379,7 @@
               <w:rPr>
                 <w:sz w:val="18"/>
               </w:rPr>
-              <w:t>Correcciones: documento (paso 2: php instalar.php), lista (quitar el archivo que falta), prueba (volver a esperar ME-14: el código está bien y la prueba quedó vieja), recurso (quitar el logo: sin licencia conocida no se incluye) y manual (quitar la tarea: reservar no es una función del sistema; si se quiere, es una solicitud de cambio). Con eso, el comprobador da 0 incoherencias y la guía se sigue completa (8 de 8 pasos en la comprobación técnica).</w:t>
+              <w:t>Correcciones: documento (paso 2: php instalar.php), lista (quitar el archivo que falta), prueba (volver a esperar ME-14: el código está bien y la prueba quedó vieja), recurso (quitar el logo: sin licencia conocida no se incluye) y manual (quitar la tarea: reservar no es una función del sistema; si se quiere, es una solicitud de cambio). Con eso, la inspección y las pruebas en aislamiento dan 0 incoherencias y la guía se sigue completa (7 de 7 pasos en la comprobación técnica).</w:t>
             </w:r>
           </w:p>
         </w:tc>
@@ -6467,7 +7410,7 @@
               <w:rPr>
                 <w:sz w:val="18"/>
               </w:rPr>
-              <w:t>En papel. Acta con: qué se entrega, versión, lo que el profesor tiene que comprobar en su visita (pasos 1 a 8 de la guía en la computadora donada, sin internet: M-F7), quién recibe y los pendientes (prueba en esa computadora; claves de demostración que hay que cambiar). Fila de procedencia del logo propio: autor (quien lo dibujó), permiso de la escuela para usarlo, fuente y fecha; la autorización la da la dirección.</w:t>
+              <w:t>En papel. Acta con: qué se entrega, versión, lo que el profesor tiene que comprobar en su visita (pasos 1 a 7 de la guía en la computadora donada, sin internet: M-F7), quién recibe y los pendientes (prueba en esa computadora; claves de demostración que hay que cambiar). Fila de procedencia del logo propio: autor (quien lo dibujó), permiso de la escuela para usarlo, fuente y fecha; la autorización la da la dirección.</w:t>
             </w:r>
           </w:p>
         </w:tc>
@@ -11642,7 +12585,7 @@
               <w:rPr>
                 <w:sz w:val="17"/>
               </w:rPr>
-              <w:t>Código, datos, pruebas y documentación de la misma versión; el comprobador da 0 incoherencias y las pruebas pasan.</w:t>
+              <w:t>Código, datos, pruebas y documentación de la misma versión; la inspección estática da 0 incoherencias y las pruebas en aislamiento pasan.</w:t>
             </w:r>
           </w:p>
         </w:tc>
@@ -12107,7 +13050,7 @@
               <w:rPr>
                 <w:sz w:val="18"/>
               </w:rPr>
-              <w:t>Lista de entrega y resultado del comprobador</w:t>
+              <w:t>Lista de entrega y resultado de la inspección y de las pruebas</w:t>
             </w:r>
           </w:p>
         </w:tc>
@@ -13472,7 +14415,7 @@
           <w:i w:val="0"/>
           <w:sz w:val="21"/>
         </w:rPr>
-        <w:t>Comprobado (técnica, entorno de construcción): la guía del paquete modelo seguida por un proceso automático, el comprobador, la regresión de la versión empaquetada y la planilla de tiempos. Simulado: el acta con un paso fallido del Ejemplo resuelto 17.4, la retrospectiva del equipo modelo y los datos de Mbokaja. Pendiente: la instalación por otro equipo, sin ayuda (la hace el curso), y las pruebas en Windows y en el laboratorio (E-1 a E-12, P-13, concurrencia). Jurídico: el borrador de licencia no está cerrado.</w:t>
+        <w:t>Comprobado (técnica, entorno de construcción): la guía del paquete modelo seguida por un proceso automático, la inspección estática, las pruebas en aislamiento y sus pruebas negativas, la regresión de la versión empaquetada y la planilla de tiempos con sus casos de límite. Simulado: el acta con un paso fallido del Ejemplo resuelto 17.4, la retrospectiva del equipo modelo y los datos de Mbokaja. Pendiente: la instalación por otro equipo, sin ayuda (la hace el curso), y las pruebas en Windows y en el laboratorio (E-1 a E-12, P-13, concurrencia). Jurídico: el borrador de licencia no está cerrado.</w:t>
       </w:r>
     </w:p>
     <w:p>
@@ -13494,7 +14437,7 @@
           <w:i w:val="0"/>
           <w:sz w:val="20"/>
         </w:rPr>
-        <w:t>Entorno: Linux 6.18.44-fc-v140 (x86_64), PHP 8.3.6, SQLite 3.45.1, curl 8.5.0, GNU bash, version 5.2.21(1)-release (x86_64-pc-linux-gnu) (2026-10-21 14:19). Contenedor Linux de construcción del lote. NO es una computadora escolar ni Windows: las pruebas de campo E-1 a E-12 siguen pendientes. Una ejecución automática de la guía es una comprobación técnica: NO reemplaza la instalación por otro equipo, sin ayuda, que evalúa una persona ajena al desarrollo.</w:t>
+        <w:t>Entorno: Linux 6.18.44-fc-v140 (x86_64), PHP 8.3.6, SQLite 3.45.1, curl 8.5.0, GNU bash, version 5.2.21(1)-release (x86_64-pc-linux-gnu) (2026-10-21 14:54). Contenedor Linux de construcción del lote. NO es una computadora escolar ni Windows: las pruebas de campo E-1 a E-12 siguen pendientes. Una ejecución automática de la guía es una comprobación técnica: NO reemplaza la instalación por otro equipo, sin ayuda, que evalúa una persona ajena al desarrollo.</w:t>
       </w:r>
     </w:p>
     <w:p>
@@ -13666,7 +14609,7 @@
               <w:rPr>
                 <w:sz w:val="17"/>
               </w:rPr>
-              <w:t>Comprobador</w:t>
+              <w:t>Inspección estática</w:t>
             </w:r>
           </w:p>
         </w:tc>
@@ -13718,7 +14661,7 @@
               <w:rPr>
                 <w:sz w:val="17"/>
               </w:rPr>
-              <w:t>Comprobador</w:t>
+              <w:t>Pruebas en aislamiento</w:t>
             </w:r>
           </w:p>
         </w:tc>
@@ -13731,7 +14674,7 @@
               <w:rPr>
                 <w:sz w:val="17"/>
               </w:rPr>
-              <w:t>Paquete de Mbokaja (con defectos)</w:t>
+              <w:t>Paquete modelo</w:t>
             </w:r>
           </w:p>
         </w:tc>
@@ -13744,7 +14687,7 @@
               <w:rPr>
                 <w:sz w:val="17"/>
               </w:rPr>
-              <w:t>6 incoherencias</w:t>
+              <w:t>0 incoherencias</w:t>
             </w:r>
           </w:p>
         </w:tc>
@@ -13763,7 +14706,7 @@
               <w:rPr>
                 <w:sz w:val="17"/>
               </w:rPr>
-              <w:t>Comprobador</w:t>
+              <w:t>Inspección estática</w:t>
             </w:r>
           </w:p>
         </w:tc>
@@ -13777,7 +14720,7 @@
               <w:rPr>
                 <w:sz w:val="17"/>
               </w:rPr>
-              <w:t>Paquete de Mbokaja corregido con la clave</w:t>
+              <w:t>Paquete de Mbokaja (con defectos)</w:t>
             </w:r>
           </w:p>
         </w:tc>
@@ -13791,7 +14734,7 @@
               <w:rPr>
                 <w:sz w:val="17"/>
               </w:rPr>
-              <w:t>0 incoherencias</w:t>
+              <w:t>5 incoherencias</w:t>
             </w:r>
           </w:p>
         </w:tc>
@@ -13809,7 +14752,7 @@
               <w:rPr>
                 <w:sz w:val="17"/>
               </w:rPr>
-              <w:t>Guía como prueba</w:t>
+              <w:t>Pruebas en aislamiento</w:t>
             </w:r>
           </w:p>
         </w:tc>
@@ -13822,7 +14765,7 @@
               <w:rPr>
                 <w:sz w:val="17"/>
               </w:rPr>
-              <w:t>paquete modelo</w:t>
+              <w:t>Paquete de Mbokaja (con defectos)</w:t>
             </w:r>
           </w:p>
         </w:tc>
@@ -13835,7 +14778,7 @@
               <w:rPr>
                 <w:sz w:val="17"/>
               </w:rPr>
-              <w:t>8 de 8 pasos</w:t>
+              <w:t>1 incoherencias</w:t>
             </w:r>
           </w:p>
         </w:tc>
@@ -13854,7 +14797,7 @@
               <w:rPr>
                 <w:sz w:val="17"/>
               </w:rPr>
-              <w:t>Guía como prueba</w:t>
+              <w:t>Inspección estática</w:t>
             </w:r>
           </w:p>
         </w:tc>
@@ -13868,7 +14811,7 @@
               <w:rPr>
                 <w:sz w:val="17"/>
               </w:rPr>
-              <w:t>Mbokaja corregido</w:t>
+              <w:t>Paquete de Mbokaja corregido con la clave</w:t>
             </w:r>
           </w:p>
         </w:tc>
@@ -13882,7 +14825,7 @@
               <w:rPr>
                 <w:sz w:val="17"/>
               </w:rPr>
-              <w:t>8 de 8 pasos</w:t>
+              <w:t>0 incoherencias</w:t>
             </w:r>
           </w:p>
         </w:tc>
@@ -13900,7 +14843,7 @@
               <w:rPr>
                 <w:sz w:val="17"/>
               </w:rPr>
-              <w:t>Guía como prueba</w:t>
+              <w:t>Pruebas en aislamiento</w:t>
             </w:r>
           </w:p>
         </w:tc>
@@ -13913,7 +14856,7 @@
               <w:rPr>
                 <w:sz w:val="17"/>
               </w:rPr>
-              <w:t>Mbokaja con defectos</w:t>
+              <w:t>Paquete de Mbokaja corregido con la clave</w:t>
             </w:r>
           </w:p>
         </w:tc>
@@ -13926,7 +14869,7 @@
               <w:rPr>
                 <w:sz w:val="17"/>
               </w:rPr>
-              <w:t>4 de 8 pasos</w:t>
+              <w:t>0 incoherencias</w:t>
             </w:r>
           </w:p>
         </w:tc>
@@ -13945,7 +14888,7 @@
               <w:rPr>
                 <w:sz w:val="17"/>
               </w:rPr>
-              <w:t>Regresión</w:t>
+              <w:t>Prueba negativa</w:t>
             </w:r>
           </w:p>
         </w:tc>
@@ -13959,7 +14902,7 @@
               <w:rPr>
                 <w:sz w:val="17"/>
               </w:rPr>
-              <w:t>prueba_contratos.php</w:t>
+              <w:t>N1. Comando inyectado en la lista de entrega</w:t>
             </w:r>
           </w:p>
         </w:tc>
@@ -13973,7 +14916,7 @@
               <w:rPr>
                 <w:sz w:val="17"/>
               </w:rPr>
-              <w:t>93 de 93 correctas</w:t>
+              <w:t>Correcta</w:t>
             </w:r>
           </w:p>
         </w:tc>
@@ -13991,7 +14934,7 @@
               <w:rPr>
                 <w:sz w:val="17"/>
               </w:rPr>
-              <w:t>Regresión</w:t>
+              <w:t>Prueba negativa</w:t>
             </w:r>
           </w:p>
         </w:tc>
@@ -14004,7 +14947,7 @@
               <w:rPr>
                 <w:sz w:val="17"/>
               </w:rPr>
-              <w:t>prueba_mis_operaciones.php</w:t>
+              <w:t>N2. Líneas maliciosas en la guía de instalación</w:t>
             </w:r>
           </w:p>
         </w:tc>
@@ -14017,7 +14960,7 @@
               <w:rPr>
                 <w:sz w:val="17"/>
               </w:rPr>
-              <w:t>17 de 17 correctas</w:t>
+              <w:t>Correcta</w:t>
             </w:r>
           </w:p>
         </w:tc>
@@ -14036,7 +14979,7 @@
               <w:rPr>
                 <w:sz w:val="17"/>
               </w:rPr>
-              <w:t>Regresión</w:t>
+              <w:t>Prueba negativa</w:t>
             </w:r>
           </w:p>
         </w:tc>
@@ -14050,7 +14993,7 @@
               <w:rPr>
                 <w:sz w:val="17"/>
               </w:rPr>
-              <w:t>prueba_carrera.php</w:t>
+              <w:t>N3. src/mensajes.php con un efecto al incluirse</w:t>
             </w:r>
           </w:p>
         </w:tc>
@@ -14064,7 +15007,7 @@
               <w:rPr>
                 <w:sz w:val="17"/>
               </w:rPr>
-              <w:t>15 de 15 correctas</w:t>
+              <w:t>Correcta</w:t>
             </w:r>
           </w:p>
         </w:tc>
@@ -14082,7 +15025,7 @@
               <w:rPr>
                 <w:sz w:val="17"/>
               </w:rPr>
-              <w:t>Regresión</w:t>
+              <w:t>Prueba negativa</w:t>
             </w:r>
           </w:p>
         </w:tc>
@@ -14095,7 +15038,7 @@
               <w:rPr>
                 <w:sz w:val="17"/>
               </w:rPr>
-              <w:t>prueba_garantias.php</w:t>
+              <w:t>N4. Rutas que salen del paquete</w:t>
             </w:r>
           </w:p>
         </w:tc>
@@ -14108,7 +15051,7 @@
               <w:rPr>
                 <w:sz w:val="17"/>
               </w:rPr>
-              <w:t>20 de 20 clasificaciones confirmadas</w:t>
+              <w:t>Correcta</w:t>
             </w:r>
           </w:p>
         </w:tc>
@@ -14127,7 +15070,7 @@
               <w:rPr>
                 <w:sz w:val="17"/>
               </w:rPr>
-              <w:t>Regresión</w:t>
+              <w:t>Prueba negativa</w:t>
             </w:r>
           </w:p>
         </w:tc>
@@ -14141,7 +15084,7 @@
               <w:rPr>
                 <w:sz w:val="17"/>
               </w:rPr>
-              <w:t>prueba_respaldo.php</w:t>
+              <w:t>N5. Enlace simbólico dentro del paquete</w:t>
             </w:r>
           </w:p>
         </w:tc>
@@ -14155,7 +15098,7 @@
               <w:rPr>
                 <w:sz w:val="17"/>
               </w:rPr>
-              <w:t>20 de 20 correctas</w:t>
+              <w:t>Correcta</w:t>
             </w:r>
           </w:p>
         </w:tc>
@@ -14173,7 +15116,7 @@
               <w:rPr>
                 <w:sz w:val="17"/>
               </w:rPr>
-              <w:t>Regresión</w:t>
+              <w:t>Prueba negativa</w:t>
             </w:r>
           </w:p>
         </w:tc>
@@ -14186,7 +15129,7 @@
               <w:rPr>
                 <w:sz w:val="17"/>
               </w:rPr>
-              <w:t>prueba_mantenimiento.php</w:t>
+              <w:t>N6. Pruebas en aislamiento con una cuenta de administrador</w:t>
             </w:r>
           </w:p>
         </w:tc>
@@ -14199,7 +15142,7 @@
               <w:rPr>
                 <w:sz w:val="17"/>
               </w:rPr>
-              <w:t>30 de 30 correctas</w:t>
+              <w:t>Correcta</w:t>
             </w:r>
           </w:p>
         </w:tc>
@@ -14218,7 +15161,7 @@
               <w:rPr>
                 <w:sz w:val="17"/>
               </w:rPr>
-              <w:t>Regresión</w:t>
+              <w:t>Prueba negativa</w:t>
             </w:r>
           </w:p>
         </w:tc>
@@ -14232,7 +15175,7 @@
               <w:rPr>
                 <w:sz w:val="17"/>
               </w:rPr>
-              <w:t>prueba_marca_huerfana.php</w:t>
+              <w:t>N7. Una prueba de la lista cerrada que no termina</w:t>
             </w:r>
           </w:p>
         </w:tc>
@@ -14246,7 +15189,7 @@
               <w:rPr>
                 <w:sz w:val="17"/>
               </w:rPr>
-              <w:t>19 de 19 correctos</w:t>
+              <w:t>Correcta</w:t>
             </w:r>
           </w:p>
         </w:tc>
@@ -14260,14 +15203,11 @@
             <w:tcW w:type="dxa" w:w="2007"/>
           </w:tcPr>
           <w:p>
-            <w:pPr>
-              <w:keepNext/>
-            </w:pPr>
             <w:r>
               <w:rPr>
                 <w:sz w:val="17"/>
               </w:rPr>
-              <w:t>Regresión</w:t>
+              <w:t>Prueba negativa</w:t>
             </w:r>
           </w:p>
         </w:tc>
@@ -14276,14 +15216,11 @@
             <w:tcW w:type="dxa" w:w="4488"/>
           </w:tcPr>
           <w:p>
-            <w:pPr>
-              <w:keepNext/>
-            </w:pPr>
             <w:r>
               <w:rPr>
                 <w:sz w:val="17"/>
               </w:rPr>
-              <w:t>prueba_http.sh</w:t>
+              <w:t>N8. El paquete recibido no cambia y la copia descartable se borra</w:t>
             </w:r>
           </w:p>
         </w:tc>
@@ -14292,14 +15229,11 @@
             <w:tcW w:type="dxa" w:w="3307"/>
           </w:tcPr>
           <w:p>
-            <w:pPr>
-              <w:keepNext/>
-            </w:pPr>
             <w:r>
               <w:rPr>
                 <w:sz w:val="17"/>
               </w:rPr>
-              <w:t>32 de 32 correctas</w:t>
+              <w:t>Correcta</w:t>
             </w:r>
           </w:p>
         </w:tc>
@@ -14318,7 +15252,7 @@
               <w:rPr>
                 <w:sz w:val="17"/>
               </w:rPr>
-              <w:t>Regresión</w:t>
+              <w:t>Prueba negativa</w:t>
             </w:r>
           </w:p>
         </w:tc>
@@ -14332,7 +15266,7 @@
               <w:rPr>
                 <w:sz w:val="17"/>
               </w:rPr>
-              <w:t>prueba_in02.sh</w:t>
+              <w:t>N9. Una prueba fuera de la lista cerrada</w:t>
             </w:r>
           </w:p>
         </w:tc>
@@ -14340,6 +15274,605 @@
           <w:tcPr>
             <w:tcW w:type="dxa" w:w="3307"/>
             <w:shd w:val="clear" w:color="auto" w:fill="F5F5F5"/>
+          </w:tcPr>
+          <w:p>
+            <w:r>
+              <w:rPr>
+                <w:sz w:val="17"/>
+              </w:rPr>
+              <w:t>Correcta</w:t>
+            </w:r>
+          </w:p>
+        </w:tc>
+      </w:tr>
+      <w:tr>
+        <w:trPr>
+          <w:cantSplit/>
+        </w:trPr>
+        <w:tc>
+          <w:tcPr>
+            <w:tcW w:type="dxa" w:w="2007"/>
+          </w:tcPr>
+          <w:p>
+            <w:r>
+              <w:rPr>
+                <w:sz w:val="17"/>
+              </w:rPr>
+              <w:t>Prueba negativa</w:t>
+            </w:r>
+          </w:p>
+        </w:tc>
+        <w:tc>
+          <w:tcPr>
+            <w:tcW w:type="dxa" w:w="4488"/>
+          </w:tcPr>
+          <w:p>
+            <w:r>
+              <w:rPr>
+                <w:sz w:val="17"/>
+              </w:rPr>
+              <w:t>N10. Sin red y sin permisos de administrador durante las pruebas</w:t>
+            </w:r>
+          </w:p>
+        </w:tc>
+        <w:tc>
+          <w:tcPr>
+            <w:tcW w:type="dxa" w:w="3307"/>
+          </w:tcPr>
+          <w:p>
+            <w:r>
+              <w:rPr>
+                <w:sz w:val="17"/>
+              </w:rPr>
+              <w:t>Correcta</w:t>
+            </w:r>
+          </w:p>
+        </w:tc>
+      </w:tr>
+      <w:tr>
+        <w:trPr>
+          <w:cantSplit/>
+        </w:trPr>
+        <w:tc>
+          <w:tcPr>
+            <w:tcW w:type="dxa" w:w="2007"/>
+            <w:shd w:val="clear" w:color="auto" w:fill="F5F5F5"/>
+          </w:tcPr>
+          <w:p>
+            <w:r>
+              <w:rPr>
+                <w:sz w:val="17"/>
+              </w:rPr>
+              <w:t>Guía como prueba (aislada)</w:t>
+            </w:r>
+          </w:p>
+        </w:tc>
+        <w:tc>
+          <w:tcPr>
+            <w:tcW w:type="dxa" w:w="4488"/>
+            <w:shd w:val="clear" w:color="auto" w:fill="F5F5F5"/>
+          </w:tcPr>
+          <w:p>
+            <w:r>
+              <w:rPr>
+                <w:sz w:val="17"/>
+              </w:rPr>
+              <w:t>paquete modelo</w:t>
+            </w:r>
+          </w:p>
+        </w:tc>
+        <w:tc>
+          <w:tcPr>
+            <w:tcW w:type="dxa" w:w="3307"/>
+            <w:shd w:val="clear" w:color="auto" w:fill="F5F5F5"/>
+          </w:tcPr>
+          <w:p>
+            <w:r>
+              <w:rPr>
+                <w:sz w:val="17"/>
+              </w:rPr>
+              <w:t>7 de 7 pasos</w:t>
+            </w:r>
+          </w:p>
+        </w:tc>
+      </w:tr>
+      <w:tr>
+        <w:trPr>
+          <w:cantSplit/>
+        </w:trPr>
+        <w:tc>
+          <w:tcPr>
+            <w:tcW w:type="dxa" w:w="2007"/>
+          </w:tcPr>
+          <w:p>
+            <w:r>
+              <w:rPr>
+                <w:sz w:val="17"/>
+              </w:rPr>
+              <w:t>Guía como prueba (aislada)</w:t>
+            </w:r>
+          </w:p>
+        </w:tc>
+        <w:tc>
+          <w:tcPr>
+            <w:tcW w:type="dxa" w:w="4488"/>
+          </w:tcPr>
+          <w:p>
+            <w:r>
+              <w:rPr>
+                <w:sz w:val="17"/>
+              </w:rPr>
+              <w:t>Mbokaja corregido</w:t>
+            </w:r>
+          </w:p>
+        </w:tc>
+        <w:tc>
+          <w:tcPr>
+            <w:tcW w:type="dxa" w:w="3307"/>
+          </w:tcPr>
+          <w:p>
+            <w:r>
+              <w:rPr>
+                <w:sz w:val="17"/>
+              </w:rPr>
+              <w:t>7 de 7 pasos</w:t>
+            </w:r>
+          </w:p>
+        </w:tc>
+      </w:tr>
+      <w:tr>
+        <w:trPr>
+          <w:cantSplit/>
+        </w:trPr>
+        <w:tc>
+          <w:tcPr>
+            <w:tcW w:type="dxa" w:w="2007"/>
+            <w:shd w:val="clear" w:color="auto" w:fill="F5F5F5"/>
+          </w:tcPr>
+          <w:p>
+            <w:r>
+              <w:rPr>
+                <w:sz w:val="17"/>
+              </w:rPr>
+              <w:t>Guía como prueba (aislada)</w:t>
+            </w:r>
+          </w:p>
+        </w:tc>
+        <w:tc>
+          <w:tcPr>
+            <w:tcW w:type="dxa" w:w="4488"/>
+            <w:shd w:val="clear" w:color="auto" w:fill="F5F5F5"/>
+          </w:tcPr>
+          <w:p>
+            <w:r>
+              <w:rPr>
+                <w:sz w:val="17"/>
+              </w:rPr>
+              <w:t>Mbokaja con defectos</w:t>
+            </w:r>
+          </w:p>
+        </w:tc>
+        <w:tc>
+          <w:tcPr>
+            <w:tcW w:type="dxa" w:w="3307"/>
+            <w:shd w:val="clear" w:color="auto" w:fill="F5F5F5"/>
+          </w:tcPr>
+          <w:p>
+            <w:r>
+              <w:rPr>
+                <w:sz w:val="17"/>
+              </w:rPr>
+              <w:t>4 de 7 pasos</w:t>
+            </w:r>
+          </w:p>
+        </w:tc>
+      </w:tr>
+      <w:tr>
+        <w:trPr>
+          <w:cantSplit/>
+        </w:trPr>
+        <w:tc>
+          <w:tcPr>
+            <w:tcW w:type="dxa" w:w="2007"/>
+          </w:tcPr>
+          <w:p>
+            <w:r>
+              <w:rPr>
+                <w:sz w:val="17"/>
+              </w:rPr>
+              <w:t>Regresión</w:t>
+            </w:r>
+          </w:p>
+        </w:tc>
+        <w:tc>
+          <w:tcPr>
+            <w:tcW w:type="dxa" w:w="4488"/>
+          </w:tcPr>
+          <w:p>
+            <w:r>
+              <w:rPr>
+                <w:sz w:val="17"/>
+              </w:rPr>
+              <w:t>prueba_contratos.php</w:t>
+            </w:r>
+          </w:p>
+        </w:tc>
+        <w:tc>
+          <w:tcPr>
+            <w:tcW w:type="dxa" w:w="3307"/>
+          </w:tcPr>
+          <w:p>
+            <w:r>
+              <w:rPr>
+                <w:sz w:val="17"/>
+              </w:rPr>
+              <w:t>93 de 93 correctas</w:t>
+            </w:r>
+          </w:p>
+        </w:tc>
+      </w:tr>
+      <w:tr>
+        <w:trPr>
+          <w:cantSplit/>
+        </w:trPr>
+        <w:tc>
+          <w:tcPr>
+            <w:tcW w:type="dxa" w:w="2007"/>
+            <w:shd w:val="clear" w:color="auto" w:fill="F5F5F5"/>
+          </w:tcPr>
+          <w:p>
+            <w:r>
+              <w:rPr>
+                <w:sz w:val="17"/>
+              </w:rPr>
+              <w:t>Regresión</w:t>
+            </w:r>
+          </w:p>
+        </w:tc>
+        <w:tc>
+          <w:tcPr>
+            <w:tcW w:type="dxa" w:w="4488"/>
+            <w:shd w:val="clear" w:color="auto" w:fill="F5F5F5"/>
+          </w:tcPr>
+          <w:p>
+            <w:r>
+              <w:rPr>
+                <w:sz w:val="17"/>
+              </w:rPr>
+              <w:t>prueba_mis_operaciones.php</w:t>
+            </w:r>
+          </w:p>
+        </w:tc>
+        <w:tc>
+          <w:tcPr>
+            <w:tcW w:type="dxa" w:w="3307"/>
+            <w:shd w:val="clear" w:color="auto" w:fill="F5F5F5"/>
+          </w:tcPr>
+          <w:p>
+            <w:r>
+              <w:rPr>
+                <w:sz w:val="17"/>
+              </w:rPr>
+              <w:t>17 de 17 correctas</w:t>
+            </w:r>
+          </w:p>
+        </w:tc>
+      </w:tr>
+      <w:tr>
+        <w:trPr>
+          <w:cantSplit/>
+        </w:trPr>
+        <w:tc>
+          <w:tcPr>
+            <w:tcW w:type="dxa" w:w="2007"/>
+          </w:tcPr>
+          <w:p>
+            <w:r>
+              <w:rPr>
+                <w:sz w:val="17"/>
+              </w:rPr>
+              <w:t>Regresión</w:t>
+            </w:r>
+          </w:p>
+        </w:tc>
+        <w:tc>
+          <w:tcPr>
+            <w:tcW w:type="dxa" w:w="4488"/>
+          </w:tcPr>
+          <w:p>
+            <w:r>
+              <w:rPr>
+                <w:sz w:val="17"/>
+              </w:rPr>
+              <w:t>prueba_carrera.php</w:t>
+            </w:r>
+          </w:p>
+        </w:tc>
+        <w:tc>
+          <w:tcPr>
+            <w:tcW w:type="dxa" w:w="3307"/>
+          </w:tcPr>
+          <w:p>
+            <w:r>
+              <w:rPr>
+                <w:sz w:val="17"/>
+              </w:rPr>
+              <w:t>15 de 15 correctas</w:t>
+            </w:r>
+          </w:p>
+        </w:tc>
+      </w:tr>
+      <w:tr>
+        <w:trPr>
+          <w:cantSplit/>
+        </w:trPr>
+        <w:tc>
+          <w:tcPr>
+            <w:tcW w:type="dxa" w:w="2007"/>
+            <w:shd w:val="clear" w:color="auto" w:fill="F5F5F5"/>
+          </w:tcPr>
+          <w:p>
+            <w:r>
+              <w:rPr>
+                <w:sz w:val="17"/>
+              </w:rPr>
+              <w:t>Regresión</w:t>
+            </w:r>
+          </w:p>
+        </w:tc>
+        <w:tc>
+          <w:tcPr>
+            <w:tcW w:type="dxa" w:w="4488"/>
+            <w:shd w:val="clear" w:color="auto" w:fill="F5F5F5"/>
+          </w:tcPr>
+          <w:p>
+            <w:r>
+              <w:rPr>
+                <w:sz w:val="17"/>
+              </w:rPr>
+              <w:t>prueba_garantias.php</w:t>
+            </w:r>
+          </w:p>
+        </w:tc>
+        <w:tc>
+          <w:tcPr>
+            <w:tcW w:type="dxa" w:w="3307"/>
+            <w:shd w:val="clear" w:color="auto" w:fill="F5F5F5"/>
+          </w:tcPr>
+          <w:p>
+            <w:r>
+              <w:rPr>
+                <w:sz w:val="17"/>
+              </w:rPr>
+              <w:t>20 de 20 clasificaciones confirmadas</w:t>
+            </w:r>
+          </w:p>
+        </w:tc>
+      </w:tr>
+      <w:tr>
+        <w:trPr>
+          <w:cantSplit/>
+        </w:trPr>
+        <w:tc>
+          <w:tcPr>
+            <w:tcW w:type="dxa" w:w="2007"/>
+          </w:tcPr>
+          <w:p>
+            <w:r>
+              <w:rPr>
+                <w:sz w:val="17"/>
+              </w:rPr>
+              <w:t>Regresión</w:t>
+            </w:r>
+          </w:p>
+        </w:tc>
+        <w:tc>
+          <w:tcPr>
+            <w:tcW w:type="dxa" w:w="4488"/>
+          </w:tcPr>
+          <w:p>
+            <w:r>
+              <w:rPr>
+                <w:sz w:val="17"/>
+              </w:rPr>
+              <w:t>prueba_respaldo.php</w:t>
+            </w:r>
+          </w:p>
+        </w:tc>
+        <w:tc>
+          <w:tcPr>
+            <w:tcW w:type="dxa" w:w="3307"/>
+          </w:tcPr>
+          <w:p>
+            <w:r>
+              <w:rPr>
+                <w:sz w:val="17"/>
+              </w:rPr>
+              <w:t>20 de 20 correctas</w:t>
+            </w:r>
+          </w:p>
+        </w:tc>
+      </w:tr>
+      <w:tr>
+        <w:trPr>
+          <w:cantSplit/>
+        </w:trPr>
+        <w:tc>
+          <w:tcPr>
+            <w:tcW w:type="dxa" w:w="2007"/>
+            <w:shd w:val="clear" w:color="auto" w:fill="F5F5F5"/>
+          </w:tcPr>
+          <w:p>
+            <w:r>
+              <w:rPr>
+                <w:sz w:val="17"/>
+              </w:rPr>
+              <w:t>Regresión</w:t>
+            </w:r>
+          </w:p>
+        </w:tc>
+        <w:tc>
+          <w:tcPr>
+            <w:tcW w:type="dxa" w:w="4488"/>
+            <w:shd w:val="clear" w:color="auto" w:fill="F5F5F5"/>
+          </w:tcPr>
+          <w:p>
+            <w:r>
+              <w:rPr>
+                <w:sz w:val="17"/>
+              </w:rPr>
+              <w:t>prueba_mantenimiento.php</w:t>
+            </w:r>
+          </w:p>
+        </w:tc>
+        <w:tc>
+          <w:tcPr>
+            <w:tcW w:type="dxa" w:w="3307"/>
+            <w:shd w:val="clear" w:color="auto" w:fill="F5F5F5"/>
+          </w:tcPr>
+          <w:p>
+            <w:r>
+              <w:rPr>
+                <w:sz w:val="17"/>
+              </w:rPr>
+              <w:t>30 de 30 correctas</w:t>
+            </w:r>
+          </w:p>
+        </w:tc>
+      </w:tr>
+      <w:tr>
+        <w:trPr>
+          <w:cantSplit/>
+        </w:trPr>
+        <w:tc>
+          <w:tcPr>
+            <w:tcW w:type="dxa" w:w="2007"/>
+          </w:tcPr>
+          <w:p>
+            <w:r>
+              <w:rPr>
+                <w:sz w:val="17"/>
+              </w:rPr>
+              <w:t>Regresión</w:t>
+            </w:r>
+          </w:p>
+        </w:tc>
+        <w:tc>
+          <w:tcPr>
+            <w:tcW w:type="dxa" w:w="4488"/>
+          </w:tcPr>
+          <w:p>
+            <w:r>
+              <w:rPr>
+                <w:sz w:val="17"/>
+              </w:rPr>
+              <w:t>prueba_marca_huerfana.php</w:t>
+            </w:r>
+          </w:p>
+        </w:tc>
+        <w:tc>
+          <w:tcPr>
+            <w:tcW w:type="dxa" w:w="3307"/>
+          </w:tcPr>
+          <w:p>
+            <w:r>
+              <w:rPr>
+                <w:sz w:val="17"/>
+              </w:rPr>
+              <w:t>19 de 19 correctos</w:t>
+            </w:r>
+          </w:p>
+        </w:tc>
+      </w:tr>
+      <w:tr>
+        <w:trPr>
+          <w:cantSplit/>
+        </w:trPr>
+        <w:tc>
+          <w:tcPr>
+            <w:tcW w:type="dxa" w:w="2007"/>
+            <w:shd w:val="clear" w:color="auto" w:fill="F5F5F5"/>
+          </w:tcPr>
+          <w:p>
+            <w:pPr>
+              <w:keepNext/>
+            </w:pPr>
+            <w:r>
+              <w:rPr>
+                <w:sz w:val="17"/>
+              </w:rPr>
+              <w:t>Regresión</w:t>
+            </w:r>
+          </w:p>
+        </w:tc>
+        <w:tc>
+          <w:tcPr>
+            <w:tcW w:type="dxa" w:w="4488"/>
+            <w:shd w:val="clear" w:color="auto" w:fill="F5F5F5"/>
+          </w:tcPr>
+          <w:p>
+            <w:pPr>
+              <w:keepNext/>
+            </w:pPr>
+            <w:r>
+              <w:rPr>
+                <w:sz w:val="17"/>
+              </w:rPr>
+              <w:t>prueba_http.sh</w:t>
+            </w:r>
+          </w:p>
+        </w:tc>
+        <w:tc>
+          <w:tcPr>
+            <w:tcW w:type="dxa" w:w="3307"/>
+            <w:shd w:val="clear" w:color="auto" w:fill="F5F5F5"/>
+          </w:tcPr>
+          <w:p>
+            <w:pPr>
+              <w:keepNext/>
+            </w:pPr>
+            <w:r>
+              <w:rPr>
+                <w:sz w:val="17"/>
+              </w:rPr>
+              <w:t>32 de 32 correctas</w:t>
+            </w:r>
+          </w:p>
+        </w:tc>
+      </w:tr>
+      <w:tr>
+        <w:trPr>
+          <w:cantSplit/>
+        </w:trPr>
+        <w:tc>
+          <w:tcPr>
+            <w:tcW w:type="dxa" w:w="2007"/>
+          </w:tcPr>
+          <w:p>
+            <w:r>
+              <w:rPr>
+                <w:sz w:val="17"/>
+              </w:rPr>
+              <w:t>Regresión</w:t>
+            </w:r>
+          </w:p>
+        </w:tc>
+        <w:tc>
+          <w:tcPr>
+            <w:tcW w:type="dxa" w:w="4488"/>
+          </w:tcPr>
+          <w:p>
+            <w:r>
+              <w:rPr>
+                <w:sz w:val="17"/>
+              </w:rPr>
+              <w:t>prueba_in02.sh</w:t>
+            </w:r>
+          </w:p>
+        </w:tc>
+        <w:tc>
+          <w:tcPr>
+            <w:tcW w:type="dxa" w:w="3307"/>
           </w:tcPr>
           <w:p>
             <w:r>
@@ -14645,7 +16178,7 @@
               <w:rPr>
                 <w:sz w:val="18"/>
               </w:rPr>
-              <w:t>Comprobador de entrega y prueba de la guía</w:t>
+              <w:t>Herramientas del docente (inspección estática y pruebas en aislamiento) y prueba de la guía</w:t>
             </w:r>
           </w:p>
         </w:tc>
@@ -14659,7 +16192,7 @@
               <w:rPr>
                 <w:sz w:val="18"/>
               </w:rPr>
-              <w:t>Escritos para este lote.</w:t>
+              <w:t>Escritas para este lote; la v1.1 reemplaza el comprobador que traía el paquete en la v1.0.</w:t>
             </w:r>
           </w:p>
         </w:tc>
@@ -14673,7 +16206,7 @@
               <w:rPr>
                 <w:sz w:val="18"/>
               </w:rPr>
-              <w:t>Propios.</w:t>
+              <w:t>Propias.</w:t>
             </w:r>
           </w:p>
         </w:tc>
